--- a/EXPORTS/DOCX/review/niveau2/Dutch/Sri Lanka.docx
+++ b/EXPORTS/DOCX/review/niveau2/Dutch/Sri Lanka.docx
@@ -692,518 +692,8 @@
           <w:i w:val="0"/>
           <w:color w:val="0000FF"/>
           <w:sz w:val="24"/>
-          <w:u w:val="single"/>
-        </w:rPr>
-        <w:hyperlink r:id="rId10" w:history="1">
-          <w:r>
-            <w:rPr>
-              <w:rStyle w:val="Hyperlink"/>
-            </w:rPr>
-            <w:t>Dutch,</w:t>
-          </w:r>
-        </w:hyperlink>
-      </w:r>
-      <w:r>
-        <w:rPr>
-          <w:rFonts w:ascii="Charis SIL Regular" w:hAnsi="Charis SIL Regular" w:eastAsia="Charis SIL Regular"/>
-          <w:b w:val="0"/>
-          <w:i w:val="0"/>
-          <w:color w:val="0000FF"/>
-          <w:sz w:val="24"/>
-          <w:u w:val="single"/>
-        </w:rPr>
-        <w:t xml:space="preserve"> </w:t>
-      </w:r>
-      <w:r>
-        <w:rPr>
-          <w:rFonts w:ascii="Charis SIL Regular" w:hAnsi="Charis SIL Regular" w:eastAsia="Charis SIL Regular"/>
-          <w:b w:val="0"/>
-          <w:i w:val="0"/>
-          <w:color w:val="0000FF"/>
-          <w:sz w:val="24"/>
-          <w:u w:val="single"/>
-        </w:rPr>
-        <w:hyperlink r:id="rId10" w:history="1">
-          <w:r>
-            <w:rPr>
-              <w:rStyle w:val="Hyperlink"/>
-            </w:rPr>
-            <w:t>174</w:t>
-          </w:r>
-        </w:hyperlink>
-      </w:r>
-      <w:r>
-        <w:rPr>
-          <w:rFonts w:ascii="Charis SIL Regular" w:hAnsi="Charis SIL Regular" w:eastAsia="Charis SIL Regular"/>
-          <w:b w:val="0"/>
-          <w:i w:val="0"/>
-          <w:color w:val="0000FF"/>
-          <w:sz w:val="24"/>
-          <w:u w:val="single"/>
-        </w:rPr>
-        <w:hyperlink r:id="rId10" w:history="1">
-          <w:r>
-            <w:rPr>
-              <w:rStyle w:val="Hyperlink"/>
-            </w:rPr>
-            <w:t>6</w:t>
-          </w:r>
-        </w:hyperlink>
-      </w:r>
-      <w:r>
-        <w:rPr>
-          <w:rFonts w:ascii="Charis SIL Regular" w:hAnsi="Charis SIL Regular" w:eastAsia="Charis SIL Regular"/>
-          <w:b w:val="0"/>
-          <w:i w:val="0"/>
-          <w:color w:val="0000FF"/>
-          <w:sz w:val="24"/>
-          <w:u w:val="single"/>
-        </w:rPr>
-        <w:t xml:space="preserve"> </w:t>
-      </w:r>
-      <w:r>
-        <w:rPr>
-          <w:rFonts w:ascii="Charis SIL Regular" w:hAnsi="Charis SIL Regular" w:eastAsia="Charis SIL Regular"/>
-          <w:b w:val="0"/>
-          <w:i w:val="0"/>
-          <w:color w:val="0000FF"/>
-          <w:sz w:val="24"/>
-          <w:u w:val="single"/>
-        </w:rPr>
-        <w:hyperlink r:id="rId10" w:history="1">
-          <w:r>
-            <w:rPr>
-              <w:rStyle w:val="Hyperlink"/>
-            </w:rPr>
-            <w:t>(?).</w:t>
-          </w:r>
-        </w:hyperlink>
-      </w:r>
-      <w:r>
-        <w:rPr>
-          <w:rFonts w:ascii="Charis SIL Regular" w:hAnsi="Charis SIL Regular" w:eastAsia="Charis SIL Regular"/>
-          <w:b w:val="0"/>
-          <w:i w:val="0"/>
-          <w:color w:val="0000FF"/>
-          <w:sz w:val="24"/>
-          <w:u w:val="single"/>
-        </w:rPr>
-        <w:t xml:space="preserve"> </w:t>
-      </w:r>
-      <w:r>
-        <w:rPr>
-          <w:rFonts w:ascii="Charis SIL Regular" w:hAnsi="Charis SIL Regular" w:eastAsia="Charis SIL Regular"/>
-          <w:b w:val="0"/>
-          <w:i w:val="0"/>
-          <w:color w:val="0000FF"/>
-          <w:sz w:val="24"/>
-          <w:u w:val="single"/>
-        </w:rPr>
-        <w:hyperlink r:id="rId10" w:history="1">
-          <w:r>
-            <w:rPr>
-              <w:rStyle w:val="Hyperlink"/>
-            </w:rPr>
-            <w:t>In</w:t>
-          </w:r>
-        </w:hyperlink>
-      </w:r>
-      <w:r>
-        <w:rPr>
-          <w:rFonts w:ascii="Charis SIL Regular" w:hAnsi="Charis SIL Regular" w:eastAsia="Charis SIL Regular"/>
-          <w:b w:val="0"/>
-          <w:i w:val="0"/>
-          <w:color w:val="0000FF"/>
-          <w:sz w:val="24"/>
-          <w:u w:val="single"/>
-        </w:rPr>
-        <w:t xml:space="preserve"> </w:t>
-      </w:r>
-      <w:r>
-        <w:rPr>
-          <w:rFonts w:ascii="Charis SIL Regular" w:hAnsi="Charis SIL Regular" w:eastAsia="Charis SIL Regular"/>
-          <w:b w:val="0"/>
-          <w:i w:val="0"/>
-          <w:color w:val="0000FF"/>
-          <w:sz w:val="24"/>
-          <w:u w:val="single"/>
-        </w:rPr>
-        <w:hyperlink r:id="rId10" w:history="1">
-          <w:r>
-            <w:rPr>
-              <w:rStyle w:val="Hyperlink"/>
-            </w:rPr>
-            <w:t>Si</w:t>
-          </w:r>
-        </w:hyperlink>
-      </w:r>
-      <w:r>
-        <w:rPr>
-          <w:rFonts w:ascii="Charis SIL Regular" w:hAnsi="Charis SIL Regular" w:eastAsia="Charis SIL Regular"/>
-          <w:b w:val="0"/>
-          <w:i w:val="0"/>
-          <w:color w:val="0000FF"/>
-          <w:sz w:val="24"/>
-          <w:u w:val="single"/>
-        </w:rPr>
-        <w:hyperlink r:id="rId10" w:history="1">
-          <w:r>
-            <w:rPr>
-              <w:rStyle w:val="Hyperlink"/>
-            </w:rPr>
-            <w:t>n</w:t>
-          </w:r>
-        </w:hyperlink>
-      </w:r>
-      <w:r>
-        <w:rPr>
-          <w:rFonts w:ascii="Charis SIL Regular" w:hAnsi="Charis SIL Regular" w:eastAsia="Charis SIL Regular"/>
-          <w:b w:val="0"/>
-          <w:i w:val="0"/>
-          <w:color w:val="0000FF"/>
-          <w:sz w:val="24"/>
-          <w:u w:val="single"/>
-        </w:rPr>
-        <w:hyperlink r:id="rId10" w:history="1">
-          <w:r>
-            <w:rPr>
-              <w:rStyle w:val="Hyperlink"/>
-            </w:rPr>
-            <w:t>hale</w:t>
-          </w:r>
-        </w:hyperlink>
-      </w:r>
-      <w:r>
-        <w:rPr>
-          <w:rFonts w:ascii="Charis SIL Regular" w:hAnsi="Charis SIL Regular" w:eastAsia="Charis SIL Regular"/>
-          <w:b w:val="0"/>
-          <w:i w:val="0"/>
-          <w:color w:val="0000FF"/>
-          <w:sz w:val="24"/>
-          <w:u w:val="single"/>
-        </w:rPr>
-        <w:hyperlink r:id="rId10" w:history="1">
-          <w:r>
-            <w:rPr>
-              <w:rStyle w:val="Hyperlink"/>
-            </w:rPr>
-            <w:t>se,</w:t>
-          </w:r>
-        </w:hyperlink>
-      </w:r>
-      <w:r>
-        <w:rPr>
-          <w:rFonts w:ascii="Charis SIL Regular" w:hAnsi="Charis SIL Regular" w:eastAsia="Charis SIL Regular"/>
-          <w:b w:val="0"/>
-          <w:i w:val="0"/>
-          <w:color w:val="0000FF"/>
-          <w:sz w:val="24"/>
-          <w:u w:val="single"/>
-        </w:rPr>
-        <w:t xml:space="preserve"> </w:t>
-      </w:r>
-      <w:r>
-        <w:rPr>
-          <w:rFonts w:ascii="Charis SIL Regular" w:hAnsi="Charis SIL Regular" w:eastAsia="Charis SIL Regular"/>
-          <w:b w:val="0"/>
-          <w:i w:val="0"/>
-          <w:color w:val="0000FF"/>
-          <w:sz w:val="24"/>
-          <w:u w:val="single"/>
-        </w:rPr>
-        <w:hyperlink r:id="rId10" w:history="1">
-          <w:r>
-            <w:rPr>
-              <w:rStyle w:val="Hyperlink"/>
-            </w:rPr>
-            <w:t>p</w:t>
-          </w:r>
-        </w:hyperlink>
-      </w:r>
-      <w:r>
-        <w:rPr>
-          <w:rFonts w:ascii="Charis SIL Regular" w:hAnsi="Charis SIL Regular" w:eastAsia="Charis SIL Regular"/>
-          <w:b w:val="0"/>
-          <w:i w:val="0"/>
-          <w:color w:val="0000FF"/>
-          <w:sz w:val="24"/>
-          <w:u w:val="single"/>
-        </w:rPr>
-        <w:hyperlink r:id="rId10" w:history="1">
-          <w:r>
-            <w:rPr>
-              <w:rStyle w:val="Hyperlink"/>
-            </w:rPr>
-            <w:t>a</w:t>
-          </w:r>
-        </w:hyperlink>
-      </w:r>
-      <w:r>
-        <w:rPr>
-          <w:rFonts w:ascii="Charis SIL Regular" w:hAnsi="Charis SIL Regular" w:eastAsia="Charis SIL Regular"/>
-          <w:b w:val="0"/>
-          <w:i w:val="0"/>
-          <w:color w:val="0000FF"/>
-          <w:sz w:val="24"/>
-          <w:u w:val="single"/>
-        </w:rPr>
-        <w:hyperlink r:id="rId10" w:history="1">
-          <w:r>
-            <w:rPr>
-              <w:rStyle w:val="Hyperlink"/>
-            </w:rPr>
-            <w:t>l</w:t>
-          </w:r>
-        </w:hyperlink>
-      </w:r>
-      <w:r>
-        <w:rPr>
-          <w:rFonts w:ascii="Charis SIL Regular" w:hAnsi="Charis SIL Regular" w:eastAsia="Charis SIL Regular"/>
-          <w:b w:val="0"/>
-          <w:i w:val="0"/>
-          <w:color w:val="0000FF"/>
-          <w:sz w:val="24"/>
-        </w:rPr>
-        <w:t>m</w:t>
-      </w:r>
-      <w:r>
-        <w:rPr>
-          <w:rFonts w:ascii="Charis SIL Regular" w:hAnsi="Charis SIL Regular" w:eastAsia="Charis SIL Regular"/>
-          <w:b w:val="0"/>
-          <w:i w:val="0"/>
-          <w:color w:val="0000FF"/>
-          <w:sz w:val="24"/>
-          <w:u w:val="single"/>
-        </w:rPr>
-        <w:t xml:space="preserve"> </w:t>
-      </w:r>
-      <w:r>
-        <w:rPr>
-          <w:rFonts w:ascii="Charis SIL Regular" w:hAnsi="Charis SIL Regular" w:eastAsia="Charis SIL Regular"/>
-          <w:b w:val="0"/>
-          <w:i w:val="0"/>
-          <w:color w:val="0000FF"/>
-          <w:sz w:val="24"/>
-          <w:u w:val="single"/>
-        </w:rPr>
-        <w:hyperlink r:id="rId10" w:history="1">
-          <w:r>
-            <w:rPr>
-              <w:rStyle w:val="Hyperlink"/>
-            </w:rPr>
-            <w:t>l</w:t>
-          </w:r>
-        </w:hyperlink>
-      </w:r>
-      <w:r>
-        <w:rPr>
-          <w:rFonts w:ascii="Charis SIL Regular" w:hAnsi="Charis SIL Regular" w:eastAsia="Charis SIL Regular"/>
-          <w:b w:val="0"/>
-          <w:i w:val="0"/>
-          <w:color w:val="0000FF"/>
-          <w:sz w:val="24"/>
-          <w:u w:val="single"/>
-        </w:rPr>
-        <w:hyperlink r:id="rId10" w:history="1">
-          <w:r>
-            <w:rPr>
-              <w:rStyle w:val="Hyperlink"/>
-            </w:rPr>
-            <w:t>eaf</w:t>
-          </w:r>
-        </w:hyperlink>
-      </w:r>
-      <w:r>
-        <w:rPr>
-          <w:rFonts w:ascii="Charis SIL Regular" w:hAnsi="Charis SIL Regular" w:eastAsia="Charis SIL Regular"/>
-          <w:b w:val="0"/>
-          <w:i w:val="0"/>
-          <w:color w:val="0000FF"/>
-          <w:sz w:val="24"/>
-          <w:u w:val="single"/>
-        </w:rPr>
-        <w:t xml:space="preserve"> </w:t>
-      </w:r>
-      <w:r>
-        <w:rPr>
-          <w:rFonts w:ascii="Charis SIL Regular" w:hAnsi="Charis SIL Regular" w:eastAsia="Charis SIL Regular"/>
-          <w:b w:val="0"/>
-          <w:i w:val="0"/>
-          <w:color w:val="0000FF"/>
-          <w:sz w:val="24"/>
-          <w:u w:val="single"/>
-        </w:rPr>
-        <w:hyperlink r:id="rId10" w:history="1">
-          <w:r>
-            <w:rPr>
-              <w:rStyle w:val="Hyperlink"/>
-            </w:rPr>
-            <w:t>(6</w:t>
-          </w:r>
-        </w:hyperlink>
-      </w:r>
-      <w:r>
-        <w:rPr>
-          <w:rFonts w:ascii="Charis SIL Regular" w:hAnsi="Charis SIL Regular" w:eastAsia="Charis SIL Regular"/>
-          <w:b w:val="0"/>
-          <w:i w:val="0"/>
-          <w:color w:val="0000FF"/>
-          <w:sz w:val="24"/>
-          <w:u w:val="single"/>
-        </w:rPr>
-        <w:t xml:space="preserve"> </w:t>
-      </w:r>
-      <w:r>
-        <w:rPr>
-          <w:rFonts w:ascii="Charis SIL Regular" w:hAnsi="Charis SIL Regular" w:eastAsia="Charis SIL Regular"/>
-          <w:b w:val="0"/>
-          <w:i w:val="0"/>
-          <w:color w:val="0000FF"/>
-          <w:sz w:val="24"/>
-          <w:u w:val="single"/>
-        </w:rPr>
-        <w:hyperlink r:id="rId10" w:history="1">
-          <w:r>
-            <w:rPr>
-              <w:rStyle w:val="Hyperlink"/>
-            </w:rPr>
-            <w:t>×</w:t>
-          </w:r>
-        </w:hyperlink>
-      </w:r>
-      <w:r>
-        <w:rPr>
-          <w:rFonts w:ascii="Charis SIL Regular" w:hAnsi="Charis SIL Regular" w:eastAsia="Charis SIL Regular"/>
-          <w:b w:val="0"/>
-          <w:i w:val="0"/>
-          <w:color w:val="0000FF"/>
-          <w:sz w:val="24"/>
-          <w:u w:val="single"/>
-        </w:rPr>
-        <w:t xml:space="preserve"> </w:t>
-      </w:r>
-      <w:r>
-        <w:rPr>
-          <w:rFonts w:ascii="Charis SIL Regular" w:hAnsi="Charis SIL Regular" w:eastAsia="Charis SIL Regular"/>
-          <w:b w:val="0"/>
-          <w:i w:val="0"/>
-          <w:color w:val="0000FF"/>
-          <w:sz w:val="24"/>
-          <w:u w:val="single"/>
-        </w:rPr>
-        <w:hyperlink r:id="rId10" w:history="1">
-          <w:r>
-            <w:rPr>
-              <w:rStyle w:val="Hyperlink"/>
-            </w:rPr>
-            <w:t>3</w:t>
-          </w:r>
-        </w:hyperlink>
-      </w:r>
-      <w:r>
-        <w:rPr>
-          <w:rFonts w:ascii="Charis SIL Regular" w:hAnsi="Charis SIL Regular" w:eastAsia="Charis SIL Regular"/>
-          <w:b w:val="0"/>
-          <w:i w:val="0"/>
-          <w:color w:val="0000FF"/>
-          <w:sz w:val="24"/>
-          <w:u w:val="single"/>
-        </w:rPr>
-        <w:hyperlink r:id="rId10" w:history="1">
-          <w:r>
-            <w:rPr>
-              <w:rStyle w:val="Hyperlink"/>
-            </w:rPr>
-            <w:t>0</w:t>
-          </w:r>
-        </w:hyperlink>
-      </w:r>
-      <w:r>
-        <w:rPr>
-          <w:rFonts w:ascii="Charis SIL Regular" w:hAnsi="Charis SIL Regular" w:eastAsia="Charis SIL Regular"/>
-          <w:b w:val="0"/>
-          <w:i w:val="0"/>
-          <w:color w:val="0000FF"/>
-          <w:sz w:val="24"/>
-          <w:u w:val="single"/>
-        </w:rPr>
-        <w:t xml:space="preserve"> </w:t>
-      </w:r>
-      <w:r>
-        <w:rPr>
-          <w:rFonts w:ascii="Charis SIL Regular" w:hAnsi="Charis SIL Regular" w:eastAsia="Charis SIL Regular"/>
-          <w:b w:val="0"/>
-          <w:i w:val="0"/>
-          <w:color w:val="0000FF"/>
-          <w:sz w:val="24"/>
-          <w:u w:val="single"/>
-        </w:rPr>
-        <w:hyperlink r:id="rId10" w:history="1">
-          <w:r>
-            <w:rPr>
-              <w:rStyle w:val="Hyperlink"/>
-            </w:rPr>
-            <w:t>×</w:t>
-          </w:r>
-        </w:hyperlink>
-      </w:r>
-      <w:r>
-        <w:rPr>
-          <w:rFonts w:ascii="Charis SIL Regular" w:hAnsi="Charis SIL Regular" w:eastAsia="Charis SIL Regular"/>
-          <w:b w:val="0"/>
-          <w:i w:val="0"/>
-          <w:color w:val="0000FF"/>
-          <w:sz w:val="24"/>
-          <w:u w:val="single"/>
-        </w:rPr>
-        <w:t xml:space="preserve"> </w:t>
-      </w:r>
-      <w:r>
-        <w:rPr>
-          <w:rFonts w:ascii="Charis SIL Regular" w:hAnsi="Charis SIL Regular" w:eastAsia="Charis SIL Regular"/>
-          <w:b w:val="0"/>
-          <w:i w:val="0"/>
-          <w:color w:val="0000FF"/>
-          <w:sz w:val="24"/>
-          <w:u w:val="single"/>
-        </w:rPr>
-        <w:hyperlink r:id="rId10" w:history="1">
-          <w:r>
-            <w:rPr>
-              <w:rStyle w:val="Hyperlink"/>
-            </w:rPr>
-            <w:t>3</w:t>
-          </w:r>
-        </w:hyperlink>
-      </w:r>
-      <w:r>
-        <w:rPr>
-          <w:rFonts w:ascii="Charis SIL Regular" w:hAnsi="Charis SIL Regular" w:eastAsia="Charis SIL Regular"/>
-          <w:b w:val="0"/>
-          <w:i w:val="0"/>
-          <w:color w:val="0000FF"/>
-          <w:sz w:val="24"/>
-          <w:u w:val="single"/>
-        </w:rPr>
-        <w:t xml:space="preserve"> </w:t>
-      </w:r>
-      <w:r>
-        <w:rPr>
-          <w:rFonts w:ascii="Charis SIL Regular" w:hAnsi="Charis SIL Regular" w:eastAsia="Charis SIL Regular"/>
-          <w:b w:val="0"/>
-          <w:i w:val="0"/>
-          <w:color w:val="0000FF"/>
-          <w:sz w:val="24"/>
-          <w:u w:val="single"/>
-        </w:rPr>
-        <w:hyperlink r:id="rId10" w:history="1">
-          <w:r>
-            <w:rPr>
-              <w:rStyle w:val="Hyperlink"/>
-            </w:rPr>
-            <w:t>cm</w:t>
-          </w:r>
-        </w:hyperlink>
+        </w:rPr>
+        <w:t>Dutch, 1746 (?). In Sinhalese, palm leaf (6 × 30 × 3 cm</w:t>
       </w:r>
       <w:r>
         <w:rPr>
@@ -1251,7 +741,234 @@
           <w:color w:val="0000FF"/>
           <w:sz w:val="24"/>
         </w:rPr>
-        <w:t>1942.0.123.x Letter from King Sri V</w:t>
+        <w:hyperlink r:id="rId10" w:history="1">
+          <w:r>
+            <w:rPr>
+              <w:rStyle w:val="Hyperlink"/>
+            </w:rPr>
+            <w:t>1942.0</w:t>
+          </w:r>
+        </w:hyperlink>
+      </w:r>
+      <w:r>
+        <w:rPr>
+          <w:rFonts w:ascii="Charis SIL Regular" w:hAnsi="Charis SIL Regular" w:eastAsia="Charis SIL Regular"/>
+          <w:b w:val="0"/>
+          <w:i w:val="0"/>
+          <w:color w:val="0000FF"/>
+          <w:sz w:val="24"/>
+        </w:rPr>
+        <w:hyperlink r:id="rId10" w:history="1">
+          <w:r>
+            <w:rPr>
+              <w:rStyle w:val="Hyperlink"/>
+            </w:rPr>
+            <w:t>.123.</w:t>
+          </w:r>
+        </w:hyperlink>
+      </w:r>
+      <w:r>
+        <w:rPr>
+          <w:rFonts w:ascii="Charis SIL Regular" w:hAnsi="Charis SIL Regular" w:eastAsia="Charis SIL Regular"/>
+          <w:b w:val="0"/>
+          <w:i w:val="0"/>
+          <w:color w:val="0000FF"/>
+          <w:sz w:val="24"/>
+        </w:rPr>
+        <w:hyperlink r:id="rId10" w:history="1">
+          <w:r>
+            <w:rPr>
+              <w:rStyle w:val="Hyperlink"/>
+            </w:rPr>
+            <w:t>x</w:t>
+          </w:r>
+        </w:hyperlink>
+      </w:r>
+      <w:r>
+        <w:rPr>
+          <w:rFonts w:ascii="Charis SIL Regular" w:hAnsi="Charis SIL Regular" w:eastAsia="Charis SIL Regular"/>
+          <w:b w:val="0"/>
+          <w:i w:val="0"/>
+          <w:color w:val="0000FF"/>
+          <w:sz w:val="24"/>
+        </w:rPr>
+        <w:t xml:space="preserve"> </w:t>
+      </w:r>
+      <w:r>
+        <w:rPr>
+          <w:rFonts w:ascii="Charis SIL Regular" w:hAnsi="Charis SIL Regular" w:eastAsia="Charis SIL Regular"/>
+          <w:b w:val="0"/>
+          <w:i w:val="0"/>
+          <w:color w:val="0000FF"/>
+          <w:sz w:val="24"/>
+        </w:rPr>
+        <w:hyperlink r:id="rId10" w:history="1">
+          <w:r>
+            <w:rPr>
+              <w:rStyle w:val="Hyperlink"/>
+            </w:rPr>
+            <w:t>Le</w:t>
+          </w:r>
+        </w:hyperlink>
+      </w:r>
+      <w:r>
+        <w:rPr>
+          <w:rFonts w:ascii="Charis SIL Regular" w:hAnsi="Charis SIL Regular" w:eastAsia="Charis SIL Regular"/>
+          <w:b w:val="0"/>
+          <w:i w:val="0"/>
+          <w:color w:val="0000FF"/>
+          <w:sz w:val="24"/>
+        </w:rPr>
+        <w:hyperlink r:id="rId10" w:history="1">
+          <w:r>
+            <w:rPr>
+              <w:rStyle w:val="Hyperlink"/>
+            </w:rPr>
+            <w:t>t</w:t>
+          </w:r>
+        </w:hyperlink>
+      </w:r>
+      <w:r>
+        <w:rPr>
+          <w:rFonts w:ascii="Charis SIL Regular" w:hAnsi="Charis SIL Regular" w:eastAsia="Charis SIL Regular"/>
+          <w:b w:val="0"/>
+          <w:i w:val="0"/>
+          <w:color w:val="0000FF"/>
+          <w:sz w:val="24"/>
+        </w:rPr>
+        <w:hyperlink r:id="rId10" w:history="1">
+          <w:r>
+            <w:rPr>
+              <w:rStyle w:val="Hyperlink"/>
+            </w:rPr>
+            <w:t>te</w:t>
+          </w:r>
+        </w:hyperlink>
+      </w:r>
+      <w:r>
+        <w:rPr>
+          <w:rFonts w:ascii="Charis SIL Regular" w:hAnsi="Charis SIL Regular" w:eastAsia="Charis SIL Regular"/>
+          <w:b w:val="0"/>
+          <w:i w:val="0"/>
+          <w:color w:val="0000FF"/>
+          <w:sz w:val="24"/>
+        </w:rPr>
+        <w:hyperlink r:id="rId10" w:history="1">
+          <w:r>
+            <w:rPr>
+              <w:rStyle w:val="Hyperlink"/>
+            </w:rPr>
+            <w:t>r</w:t>
+          </w:r>
+        </w:hyperlink>
+      </w:r>
+      <w:r>
+        <w:rPr>
+          <w:rFonts w:ascii="Charis SIL Regular" w:hAnsi="Charis SIL Regular" w:eastAsia="Charis SIL Regular"/>
+          <w:b w:val="0"/>
+          <w:i w:val="0"/>
+          <w:color w:val="0000FF"/>
+          <w:sz w:val="24"/>
+        </w:rPr>
+        <w:t xml:space="preserve"> </w:t>
+      </w:r>
+      <w:r>
+        <w:rPr>
+          <w:rFonts w:ascii="Charis SIL Regular" w:hAnsi="Charis SIL Regular" w:eastAsia="Charis SIL Regular"/>
+          <w:b w:val="0"/>
+          <w:i w:val="0"/>
+          <w:color w:val="0000FF"/>
+          <w:sz w:val="24"/>
+        </w:rPr>
+        <w:hyperlink r:id="rId10" w:history="1">
+          <w:r>
+            <w:rPr>
+              <w:rStyle w:val="Hyperlink"/>
+            </w:rPr>
+            <w:t>from</w:t>
+          </w:r>
+        </w:hyperlink>
+      </w:r>
+      <w:r>
+        <w:rPr>
+          <w:rFonts w:ascii="Charis SIL Regular" w:hAnsi="Charis SIL Regular" w:eastAsia="Charis SIL Regular"/>
+          <w:b w:val="0"/>
+          <w:i w:val="0"/>
+          <w:color w:val="0000FF"/>
+          <w:sz w:val="24"/>
+        </w:rPr>
+        <w:t xml:space="preserve"> </w:t>
+      </w:r>
+      <w:r>
+        <w:rPr>
+          <w:rFonts w:ascii="Charis SIL Regular" w:hAnsi="Charis SIL Regular" w:eastAsia="Charis SIL Regular"/>
+          <w:b w:val="0"/>
+          <w:i w:val="0"/>
+          <w:color w:val="0000FF"/>
+          <w:sz w:val="24"/>
+        </w:rPr>
+        <w:hyperlink r:id="rId10" w:history="1">
+          <w:r>
+            <w:rPr>
+              <w:rStyle w:val="Hyperlink"/>
+            </w:rPr>
+            <w:t>King</w:t>
+          </w:r>
+        </w:hyperlink>
+      </w:r>
+      <w:r>
+        <w:rPr>
+          <w:rFonts w:ascii="Charis SIL Regular" w:hAnsi="Charis SIL Regular" w:eastAsia="Charis SIL Regular"/>
+          <w:b w:val="0"/>
+          <w:i w:val="0"/>
+          <w:color w:val="0000FF"/>
+          <w:sz w:val="24"/>
+        </w:rPr>
+        <w:t xml:space="preserve"> </w:t>
+      </w:r>
+      <w:r>
+        <w:rPr>
+          <w:rFonts w:ascii="Charis SIL Regular" w:hAnsi="Charis SIL Regular" w:eastAsia="Charis SIL Regular"/>
+          <w:b w:val="0"/>
+          <w:i w:val="0"/>
+          <w:color w:val="0000FF"/>
+          <w:sz w:val="24"/>
+        </w:rPr>
+        <w:hyperlink r:id="rId10" w:history="1">
+          <w:r>
+            <w:rPr>
+              <w:rStyle w:val="Hyperlink"/>
+            </w:rPr>
+            <w:t>Sri</w:t>
+          </w:r>
+        </w:hyperlink>
+      </w:r>
+      <w:r>
+        <w:rPr>
+          <w:rFonts w:ascii="Charis SIL Regular" w:hAnsi="Charis SIL Regular" w:eastAsia="Charis SIL Regular"/>
+          <w:b w:val="0"/>
+          <w:i w:val="0"/>
+          <w:color w:val="0000FF"/>
+          <w:sz w:val="24"/>
+        </w:rPr>
+        <w:t xml:space="preserve"> </w:t>
+      </w:r>
+      <w:r>
+        <w:rPr>
+          <w:rFonts w:ascii="Charis SIL Regular" w:hAnsi="Charis SIL Regular" w:eastAsia="Charis SIL Regular"/>
+          <w:b w:val="0"/>
+          <w:i w:val="0"/>
+          <w:color w:val="0000FF"/>
+          <w:sz w:val="24"/>
+        </w:rPr>
+        <w:hyperlink r:id="rId10" w:history="1">
+          <w:r>
+            <w:rPr>
+              <w:rStyle w:val="Hyperlink"/>
+            </w:rPr>
+            <w:t>V</w:t>
+          </w:r>
+        </w:hyperlink>
       </w:r>
       <w:r>
         <w:rPr>
@@ -1427,7 +1144,7 @@
           <w:color w:val="0000FF"/>
           <w:sz w:val="24"/>
         </w:rPr>
-        <w:hyperlink r:id="rId10" w:history="1">
+        <w:hyperlink r:id="rId11" w:history="1">
           <w:r>
             <w:rPr>
               <w:rStyle w:val="Hyperlink"/>
@@ -3080,7 +2797,14 @@
           <w:sz w:val="24"/>
           <w:u w:val="single"/>
         </w:rPr>
-        <w:t>m</w:t>
+        <w:hyperlink r:id="rId11" w:history="1">
+          <w:r>
+            <w:rPr>
+              <w:rStyle w:val="Hyperlink"/>
+            </w:rPr>
+            <w:t>m</w:t>
+          </w:r>
+        </w:hyperlink>
       </w:r>
       <w:r>
         <w:rPr>
@@ -3349,7 +3073,7 @@
           <w:color w:val="0000FF"/>
           <w:sz w:val="24"/>
         </w:rPr>
-        <w:hyperlink r:id="rId12" w:history="1">
+        <w:hyperlink r:id="rId11" w:history="1">
           <w:r>
             <w:rPr>
               <w:rStyle w:val="Hyperlink"/>
@@ -3366,7 +3090,7 @@
           <w:color w:val="0000FF"/>
           <w:sz w:val="24"/>
         </w:rPr>
-        <w:hyperlink r:id="rId12" w:history="1">
+        <w:hyperlink r:id="rId11" w:history="1">
           <w:r>
             <w:rPr>
               <w:rStyle w:val="Hyperlink"/>
@@ -3393,7 +3117,7 @@
           <w:color w:val="0000FF"/>
           <w:sz w:val="24"/>
         </w:rPr>
-        <w:hyperlink r:id="rId12" w:history="1">
+        <w:hyperlink r:id="rId11" w:history="1">
           <w:r>
             <w:rPr>
               <w:rStyle w:val="Hyperlink"/>
@@ -3410,7 +3134,7 @@
           <w:color w:val="0000FF"/>
           <w:sz w:val="24"/>
         </w:rPr>
-        <w:hyperlink r:id="rId12" w:history="1">
+        <w:hyperlink r:id="rId11" w:history="1">
           <w:r>
             <w:rPr>
               <w:rStyle w:val="Hyperlink"/>
@@ -3427,7 +3151,7 @@
           <w:color w:val="0000FF"/>
           <w:sz w:val="24"/>
         </w:rPr>
-        <w:hyperlink r:id="rId12" w:history="1">
+        <w:hyperlink r:id="rId11" w:history="1">
           <w:r>
             <w:rPr>
               <w:rStyle w:val="Hyperlink"/>
@@ -3444,7 +3168,7 @@
           <w:color w:val="0000FF"/>
           <w:sz w:val="24"/>
         </w:rPr>
-        <w:hyperlink r:id="rId12" w:history="1">
+        <w:hyperlink r:id="rId11" w:history="1">
           <w:r>
             <w:rPr>
               <w:rStyle w:val="Hyperlink"/>
@@ -3462,6 +3186,575 @@
           <w:sz w:val="24"/>
         </w:rPr>
         <w:t xml:space="preserve"> </w:t>
+      </w:r>
+      <w:r>
+        <w:rPr>
+          <w:rFonts w:ascii="Charis SIL Regular" w:hAnsi="Charis SIL Regular" w:eastAsia="Charis SIL Regular"/>
+          <w:b w:val="0"/>
+          <w:i w:val="0"/>
+          <w:color w:val="0000FF"/>
+          <w:sz w:val="24"/>
+        </w:rPr>
+        <w:hyperlink r:id="rId11" w:history="1">
+          <w:r>
+            <w:rPr>
+              <w:rStyle w:val="Hyperlink"/>
+            </w:rPr>
+            <w:t>t</w:t>
+          </w:r>
+        </w:hyperlink>
+      </w:r>
+      <w:r>
+        <w:rPr>
+          <w:rFonts w:ascii="Charis SIL Regular" w:hAnsi="Charis SIL Regular" w:eastAsia="Charis SIL Regular"/>
+          <w:b w:val="0"/>
+          <w:i w:val="0"/>
+          <w:color w:val="0000FF"/>
+          <w:sz w:val="24"/>
+        </w:rPr>
+        <w:hyperlink r:id="rId11" w:history="1">
+          <w:r>
+            <w:rPr>
+              <w:rStyle w:val="Hyperlink"/>
+            </w:rPr>
+            <w:t>o</w:t>
+          </w:r>
+        </w:hyperlink>
+      </w:r>
+      <w:r>
+        <w:rPr>
+          <w:rFonts w:ascii="Charis SIL Regular" w:hAnsi="Charis SIL Regular" w:eastAsia="Charis SIL Regular"/>
+          <w:b w:val="0"/>
+          <w:i w:val="0"/>
+          <w:color w:val="0000FF"/>
+          <w:sz w:val="24"/>
+        </w:rPr>
+        <w:t xml:space="preserve"> </w:t>
+      </w:r>
+      <w:r>
+        <w:rPr>
+          <w:rFonts w:ascii="Charis SIL Regular" w:hAnsi="Charis SIL Regular" w:eastAsia="Charis SIL Regular"/>
+          <w:b w:val="0"/>
+          <w:i w:val="0"/>
+          <w:color w:val="0000FF"/>
+          <w:sz w:val="24"/>
+        </w:rPr>
+        <w:hyperlink r:id="rId11" w:history="1">
+          <w:r>
+            <w:rPr>
+              <w:rStyle w:val="Hyperlink"/>
+            </w:rPr>
+            <w:t>Sta</w:t>
+          </w:r>
+        </w:hyperlink>
+      </w:r>
+      <w:r>
+        <w:rPr>
+          <w:rFonts w:ascii="Charis SIL Regular" w:hAnsi="Charis SIL Regular" w:eastAsia="Charis SIL Regular"/>
+          <w:b w:val="0"/>
+          <w:i w:val="0"/>
+          <w:color w:val="0000FF"/>
+          <w:sz w:val="24"/>
+        </w:rPr>
+        <w:hyperlink r:id="rId11" w:history="1">
+          <w:r>
+            <w:rPr>
+              <w:rStyle w:val="Hyperlink"/>
+            </w:rPr>
+            <w:t>dth</w:t>
+          </w:r>
+        </w:hyperlink>
+      </w:r>
+      <w:r>
+        <w:rPr>
+          <w:rFonts w:ascii="Charis SIL Regular" w:hAnsi="Charis SIL Regular" w:eastAsia="Charis SIL Regular"/>
+          <w:b w:val="0"/>
+          <w:i w:val="0"/>
+          <w:color w:val="0000FF"/>
+          <w:sz w:val="24"/>
+        </w:rPr>
+        <w:hyperlink r:id="rId11" w:history="1">
+          <w:r>
+            <w:rPr>
+              <w:rStyle w:val="Hyperlink"/>
+            </w:rPr>
+            <w:t>o</w:t>
+          </w:r>
+        </w:hyperlink>
+      </w:r>
+      <w:r>
+        <w:rPr>
+          <w:rFonts w:ascii="Charis SIL Regular" w:hAnsi="Charis SIL Regular" w:eastAsia="Charis SIL Regular"/>
+          <w:b w:val="0"/>
+          <w:i w:val="0"/>
+          <w:color w:val="0000FF"/>
+          <w:sz w:val="24"/>
+        </w:rPr>
+        <w:hyperlink r:id="rId11" w:history="1">
+          <w:r>
+            <w:rPr>
+              <w:rStyle w:val="Hyperlink"/>
+            </w:rPr>
+            <w:t>lder</w:t>
+          </w:r>
+        </w:hyperlink>
+      </w:r>
+      <w:r>
+        <w:rPr>
+          <w:rFonts w:ascii="Charis SIL Regular" w:hAnsi="Charis SIL Regular" w:eastAsia="Charis SIL Regular"/>
+          <w:b w:val="0"/>
+          <w:i w:val="0"/>
+          <w:color w:val="0000FF"/>
+          <w:sz w:val="24"/>
+        </w:rPr>
+        <w:t xml:space="preserve"> </w:t>
+      </w:r>
+      <w:r>
+        <w:rPr>
+          <w:rFonts w:ascii="Charis SIL Regular" w:hAnsi="Charis SIL Regular" w:eastAsia="Charis SIL Regular"/>
+          <w:b w:val="0"/>
+          <w:i w:val="0"/>
+          <w:color w:val="0000FF"/>
+          <w:sz w:val="24"/>
+        </w:rPr>
+        <w:hyperlink r:id="rId11" w:history="1">
+          <w:r>
+            <w:rPr>
+              <w:rStyle w:val="Hyperlink"/>
+            </w:rPr>
+            <w:t>P</w:t>
+          </w:r>
+        </w:hyperlink>
+      </w:r>
+      <w:r>
+        <w:rPr>
+          <w:rFonts w:ascii="Charis SIL Regular" w:hAnsi="Charis SIL Regular" w:eastAsia="Charis SIL Regular"/>
+          <w:b w:val="0"/>
+          <w:i w:val="0"/>
+          <w:color w:val="0000FF"/>
+          <w:sz w:val="24"/>
+        </w:rPr>
+        <w:hyperlink r:id="rId11" w:history="1">
+          <w:r>
+            <w:rPr>
+              <w:rStyle w:val="Hyperlink"/>
+            </w:rPr>
+            <w:t>r</w:t>
+          </w:r>
+        </w:hyperlink>
+      </w:r>
+      <w:r>
+        <w:rPr>
+          <w:rFonts w:ascii="Charis SIL Regular" w:hAnsi="Charis SIL Regular" w:eastAsia="Charis SIL Regular"/>
+          <w:b w:val="0"/>
+          <w:i w:val="0"/>
+          <w:color w:val="0000FF"/>
+          <w:sz w:val="24"/>
+        </w:rPr>
+        <w:hyperlink r:id="rId11" w:history="1">
+          <w:r>
+            <w:rPr>
+              <w:rStyle w:val="Hyperlink"/>
+            </w:rPr>
+            <w:t>in</w:t>
+          </w:r>
+        </w:hyperlink>
+      </w:r>
+      <w:r>
+        <w:rPr>
+          <w:rFonts w:ascii="Charis SIL Regular" w:hAnsi="Charis SIL Regular" w:eastAsia="Charis SIL Regular"/>
+          <w:b w:val="0"/>
+          <w:i w:val="0"/>
+          <w:color w:val="0000FF"/>
+          <w:sz w:val="24"/>
+        </w:rPr>
+        <w:hyperlink r:id="rId11" w:history="1">
+          <w:r>
+            <w:rPr>
+              <w:rStyle w:val="Hyperlink"/>
+            </w:rPr>
+            <w:t>ce</w:t>
+          </w:r>
+        </w:hyperlink>
+      </w:r>
+      <w:r>
+        <w:rPr>
+          <w:rFonts w:ascii="Charis SIL Regular" w:hAnsi="Charis SIL Regular" w:eastAsia="Charis SIL Regular"/>
+          <w:b w:val="0"/>
+          <w:i w:val="0"/>
+          <w:color w:val="0000FF"/>
+          <w:sz w:val="24"/>
+        </w:rPr>
+        <w:t xml:space="preserve"> </w:t>
+      </w:r>
+      <w:r>
+        <w:rPr>
+          <w:rFonts w:ascii="Charis SIL Regular" w:hAnsi="Charis SIL Regular" w:eastAsia="Charis SIL Regular"/>
+          <w:b w:val="0"/>
+          <w:i w:val="0"/>
+          <w:color w:val="0000FF"/>
+          <w:sz w:val="24"/>
+        </w:rPr>
+        <w:hyperlink r:id="rId11" w:history="1">
+          <w:r>
+            <w:rPr>
+              <w:rStyle w:val="Hyperlink"/>
+            </w:rPr>
+            <w:t>Wi</w:t>
+          </w:r>
+        </w:hyperlink>
+      </w:r>
+      <w:r>
+        <w:rPr>
+          <w:rFonts w:ascii="Charis SIL Regular" w:hAnsi="Charis SIL Regular" w:eastAsia="Charis SIL Regular"/>
+          <w:b w:val="0"/>
+          <w:i w:val="0"/>
+          <w:color w:val="0000FF"/>
+          <w:sz w:val="24"/>
+        </w:rPr>
+        <w:hyperlink r:id="rId11" w:history="1">
+          <w:r>
+            <w:rPr>
+              <w:rStyle w:val="Hyperlink"/>
+            </w:rPr>
+            <w:t>l</w:t>
+          </w:r>
+        </w:hyperlink>
+      </w:r>
+      <w:r>
+        <w:rPr>
+          <w:rFonts w:ascii="Charis SIL Regular" w:hAnsi="Charis SIL Regular" w:eastAsia="Charis SIL Regular"/>
+          <w:b w:val="0"/>
+          <w:i w:val="0"/>
+          <w:color w:val="0000FF"/>
+          <w:sz w:val="24"/>
+        </w:rPr>
+        <w:hyperlink r:id="rId11" w:history="1">
+          <w:r>
+            <w:rPr>
+              <w:rStyle w:val="Hyperlink"/>
+            </w:rPr>
+            <w:t>lia</w:t>
+          </w:r>
+        </w:hyperlink>
+      </w:r>
+      <w:r>
+        <w:rPr>
+          <w:rFonts w:ascii="Charis SIL Regular" w:hAnsi="Charis SIL Regular" w:eastAsia="Charis SIL Regular"/>
+          <w:b w:val="0"/>
+          <w:i w:val="0"/>
+          <w:color w:val="0000FF"/>
+          <w:sz w:val="24"/>
+        </w:rPr>
+        <w:hyperlink r:id="rId11" w:history="1">
+          <w:r>
+            <w:rPr>
+              <w:rStyle w:val="Hyperlink"/>
+            </w:rPr>
+            <w:t>m</w:t>
+          </w:r>
+        </w:hyperlink>
+      </w:r>
+      <w:r>
+        <w:rPr>
+          <w:rFonts w:ascii="Charis SIL Regular" w:hAnsi="Charis SIL Regular" w:eastAsia="Charis SIL Regular"/>
+          <w:b w:val="0"/>
+          <w:i w:val="0"/>
+          <w:color w:val="0000FF"/>
+          <w:sz w:val="24"/>
+        </w:rPr>
+        <w:t xml:space="preserve"> </w:t>
+      </w:r>
+      <w:r>
+        <w:rPr>
+          <w:rFonts w:ascii="Charis SIL Regular" w:hAnsi="Charis SIL Regular" w:eastAsia="Charis SIL Regular"/>
+          <w:b w:val="0"/>
+          <w:i w:val="0"/>
+          <w:color w:val="0000FF"/>
+          <w:sz w:val="24"/>
+        </w:rPr>
+        <w:hyperlink r:id="rId11" w:history="1">
+          <w:r>
+            <w:rPr>
+              <w:rStyle w:val="Hyperlink"/>
+            </w:rPr>
+            <w:t>IV</w:t>
+          </w:r>
+        </w:hyperlink>
+      </w:r>
+      <w:r>
+        <w:rPr>
+          <w:rFonts w:ascii="Charis SIL Regular" w:hAnsi="Charis SIL Regular" w:eastAsia="Charis SIL Regular"/>
+          <w:b w:val="0"/>
+          <w:i w:val="0"/>
+          <w:color w:val="0000FF"/>
+          <w:sz w:val="24"/>
+        </w:rPr>
+        <w:t xml:space="preserve"> </w:t>
+      </w:r>
+      <w:r>
+        <w:rPr>
+          <w:rFonts w:ascii="Charis SIL Regular" w:hAnsi="Charis SIL Regular" w:eastAsia="Charis SIL Regular"/>
+          <w:b w:val="0"/>
+          <w:i w:val="0"/>
+          <w:color w:val="0000FF"/>
+          <w:sz w:val="24"/>
+        </w:rPr>
+        <w:hyperlink r:id="rId11" w:history="1">
+          <w:r>
+            <w:rPr>
+              <w:rStyle w:val="Hyperlink"/>
+            </w:rPr>
+            <w:t>o</w:t>
+          </w:r>
+        </w:hyperlink>
+      </w:r>
+      <w:r>
+        <w:rPr>
+          <w:rFonts w:ascii="Charis SIL Regular" w:hAnsi="Charis SIL Regular" w:eastAsia="Charis SIL Regular"/>
+          <w:b w:val="0"/>
+          <w:i w:val="0"/>
+          <w:color w:val="0000FF"/>
+          <w:sz w:val="24"/>
+        </w:rPr>
+        <w:hyperlink r:id="rId12" w:history="1">
+          <w:r>
+            <w:rPr>
+              <w:rStyle w:val="Hyperlink"/>
+            </w:rPr>
+            <w:t>f</w:t>
+          </w:r>
+        </w:hyperlink>
+      </w:r>
+      <w:r>
+        <w:rPr>
+          <w:rFonts w:ascii="Charis SIL Regular" w:hAnsi="Charis SIL Regular" w:eastAsia="Charis SIL Regular"/>
+          <w:b w:val="0"/>
+          <w:i w:val="0"/>
+          <w:color w:val="0000FF"/>
+          <w:sz w:val="24"/>
+        </w:rPr>
+        <w:t xml:space="preserve"> </w:t>
+      </w:r>
+      <w:r>
+        <w:rPr>
+          <w:rFonts w:ascii="Charis SIL Regular" w:hAnsi="Charis SIL Regular" w:eastAsia="Charis SIL Regular"/>
+          <w:b w:val="0"/>
+          <w:i w:val="0"/>
+          <w:color w:val="0000FF"/>
+          <w:sz w:val="24"/>
+        </w:rPr>
+        <w:hyperlink r:id="rId12" w:history="1">
+          <w:r>
+            <w:rPr>
+              <w:rStyle w:val="Hyperlink"/>
+            </w:rPr>
+            <w:t>Orange,</w:t>
+          </w:r>
+        </w:hyperlink>
+      </w:r>
+      <w:r>
+        <w:rPr>
+          <w:rFonts w:ascii="Charis SIL Regular" w:hAnsi="Charis SIL Regular" w:eastAsia="Charis SIL Regular"/>
+          <w:b w:val="0"/>
+          <w:i w:val="0"/>
+          <w:color w:val="0000FF"/>
+          <w:sz w:val="24"/>
+        </w:rPr>
+        <w:t xml:space="preserve"> </w:t>
+      </w:r>
+      <w:r>
+        <w:rPr>
+          <w:rFonts w:ascii="Charis SIL Regular" w:hAnsi="Charis SIL Regular" w:eastAsia="Charis SIL Regular"/>
+          <w:b w:val="0"/>
+          <w:i w:val="0"/>
+          <w:color w:val="0000FF"/>
+          <w:sz w:val="24"/>
+        </w:rPr>
+        <w:hyperlink r:id="rId12" w:history="1">
+          <w:r>
+            <w:rPr>
+              <w:rStyle w:val="Hyperlink"/>
+            </w:rPr>
+            <w:t>possibly</w:t>
+          </w:r>
+        </w:hyperlink>
+      </w:r>
+      <w:r>
+        <w:rPr>
+          <w:rFonts w:ascii="Charis SIL Regular" w:hAnsi="Charis SIL Regular" w:eastAsia="Charis SIL Regular"/>
+          <w:b w:val="0"/>
+          <w:i w:val="0"/>
+          <w:color w:val="0000FF"/>
+          <w:sz w:val="24"/>
+        </w:rPr>
+        <w:t xml:space="preserve"> </w:t>
+      </w:r>
+      <w:r>
+        <w:rPr>
+          <w:rFonts w:ascii="Charis SIL Regular" w:hAnsi="Charis SIL Regular" w:eastAsia="Charis SIL Regular"/>
+          <w:b w:val="0"/>
+          <w:i w:val="0"/>
+          <w:color w:val="0000FF"/>
+          <w:sz w:val="24"/>
+        </w:rPr>
+        <w:hyperlink r:id="rId12" w:history="1">
+          <w:r>
+            <w:rPr>
+              <w:rStyle w:val="Hyperlink"/>
+            </w:rPr>
+            <w:t>drawn</w:t>
+          </w:r>
+        </w:hyperlink>
+      </w:r>
+      <w:r>
+        <w:rPr>
+          <w:rFonts w:ascii="Charis SIL Regular" w:hAnsi="Charis SIL Regular" w:eastAsia="Charis SIL Regular"/>
+          <w:b w:val="0"/>
+          <w:i w:val="0"/>
+          <w:color w:val="0000FF"/>
+          <w:sz w:val="24"/>
+        </w:rPr>
+        <w:t xml:space="preserve"> </w:t>
+      </w:r>
+      <w:r>
+        <w:rPr>
+          <w:rFonts w:ascii="Charis SIL Regular" w:hAnsi="Charis SIL Regular" w:eastAsia="Charis SIL Regular"/>
+          <w:b w:val="0"/>
+          <w:i w:val="0"/>
+          <w:color w:val="0000FF"/>
+          <w:sz w:val="24"/>
+        </w:rPr>
+        <w:hyperlink r:id="rId12" w:history="1">
+          <w:r>
+            <w:rPr>
+              <w:rStyle w:val="Hyperlink"/>
+            </w:rPr>
+            <w:t xml:space="preserve">up </w:t>
+          </w:r>
+        </w:hyperlink>
+      </w:r>
+      <w:r>
+        <w:rPr>
+          <w:rFonts w:ascii="Charis SIL Regular" w:hAnsi="Charis SIL Regular" w:eastAsia="Charis SIL Regular"/>
+          <w:b w:val="0"/>
+          <w:i w:val="0"/>
+          <w:color w:val="0000FF"/>
+          <w:sz w:val="24"/>
+        </w:rPr>
+        <w:hyperlink r:id="rId12" w:history="1">
+          <w:r>
+            <w:rPr>
+              <w:rStyle w:val="Hyperlink"/>
+            </w:rPr>
+            <w:t>on</w:t>
+          </w:r>
+        </w:hyperlink>
+      </w:r>
+      <w:r>
+        <w:rPr>
+          <w:rFonts w:ascii="Charis SIL Regular" w:hAnsi="Charis SIL Regular" w:eastAsia="Charis SIL Regular"/>
+          <w:b w:val="0"/>
+          <w:i w:val="0"/>
+          <w:color w:val="0000FF"/>
+          <w:sz w:val="24"/>
+        </w:rPr>
+        <w:t xml:space="preserve"> </w:t>
+      </w:r>
+      <w:r>
+        <w:rPr>
+          <w:rFonts w:ascii="Charis SIL Regular" w:hAnsi="Charis SIL Regular" w:eastAsia="Charis SIL Regular"/>
+          <w:b w:val="0"/>
+          <w:i w:val="0"/>
+          <w:color w:val="0000FF"/>
+          <w:sz w:val="24"/>
+        </w:rPr>
+        <w:hyperlink r:id="rId12" w:history="1">
+          <w:r>
+            <w:rPr>
+              <w:rStyle w:val="Hyperlink"/>
+            </w:rPr>
+            <w:t>Ceylon,</w:t>
+          </w:r>
+        </w:hyperlink>
+      </w:r>
+      <w:r>
+        <w:rPr>
+          <w:rFonts w:ascii="Charis SIL Regular" w:hAnsi="Charis SIL Regular" w:eastAsia="Charis SIL Regular"/>
+          <w:b w:val="0"/>
+          <w:i w:val="0"/>
+          <w:color w:val="0000FF"/>
+          <w:sz w:val="24"/>
+        </w:rPr>
+        <w:t xml:space="preserve"> </w:t>
+      </w:r>
+      <w:r>
+        <w:rPr>
+          <w:rFonts w:ascii="Charis SIL Regular" w:hAnsi="Charis SIL Regular" w:eastAsia="Charis SIL Regular"/>
+          <w:b w:val="0"/>
+          <w:i w:val="0"/>
+          <w:color w:val="0000FF"/>
+          <w:sz w:val="24"/>
+        </w:rPr>
+        <w:hyperlink r:id="rId12" w:history="1">
+          <w:r>
+            <w:rPr>
+              <w:rStyle w:val="Hyperlink"/>
+            </w:rPr>
+            <w:t>m</w:t>
+          </w:r>
+        </w:hyperlink>
+      </w:r>
+      <w:r>
+        <w:rPr>
+          <w:rFonts w:ascii="Charis SIL Regular" w:hAnsi="Charis SIL Regular" w:eastAsia="Charis SIL Regular"/>
+          <w:b w:val="0"/>
+          <w:i w:val="0"/>
+          <w:color w:val="0000FF"/>
+          <w:sz w:val="24"/>
+        </w:rPr>
+        <w:hyperlink r:id="rId12" w:history="1">
+          <w:r>
+            <w:rPr>
+              <w:rStyle w:val="Hyperlink"/>
+            </w:rPr>
+            <w:t>i</w:t>
+          </w:r>
+        </w:hyperlink>
+      </w:r>
+      <w:r>
+        <w:rPr>
+          <w:rFonts w:ascii="Charis SIL Regular" w:hAnsi="Charis SIL Regular" w:eastAsia="Charis SIL Regular"/>
+          <w:b w:val="0"/>
+          <w:i w:val="0"/>
+          <w:color w:val="0000FF"/>
+          <w:sz w:val="24"/>
+        </w:rPr>
+        <w:hyperlink r:id="rId12" w:history="1">
+          <w:r>
+            <w:rPr>
+              <w:rStyle w:val="Hyperlink"/>
+            </w:rPr>
+            <w:t>d-</w:t>
+          </w:r>
+        </w:hyperlink>
+      </w:r>
+      <w:r>
+        <w:rPr>
+          <w:rFonts w:ascii="Charis SIL Regular" w:hAnsi="Charis SIL Regular" w:eastAsia="Charis SIL Regular"/>
+          <w:b w:val="0"/>
+          <w:i w:val="0"/>
+          <w:color w:val="0000FF"/>
+          <w:sz w:val="24"/>
+        </w:rPr>
+        <w:hyperlink r:id="rId12" w:history="1">
+          <w:r>
+            <w:rPr>
+              <w:rStyle w:val="Hyperlink"/>
+            </w:rPr>
+            <w:t>eighteen</w:t>
+          </w:r>
+        </w:hyperlink>
       </w:r>
       <w:r>
         <w:rPr>
@@ -3493,7 +3786,7 @@
             <w:rPr>
               <w:rStyle w:val="Hyperlink"/>
             </w:rPr>
-            <w:t>o</w:t>
+            <w:t>h</w:t>
           </w:r>
         </w:hyperlink>
       </w:r>
@@ -3520,7 +3813,7 @@
             <w:rPr>
               <w:rStyle w:val="Hyperlink"/>
             </w:rPr>
-            <w:t>Sta</w:t>
+            <w:t>c</w:t>
           </w:r>
         </w:hyperlink>
       </w:r>
@@ -3537,9 +3830,19 @@
             <w:rPr>
               <w:rStyle w:val="Hyperlink"/>
             </w:rPr>
-            <w:t>dth</w:t>
+            <w:t>entury.</w:t>
           </w:r>
         </w:hyperlink>
+      </w:r>
+      <w:r>
+        <w:rPr>
+          <w:rFonts w:ascii="Charis SIL Regular" w:hAnsi="Charis SIL Regular" w:eastAsia="Charis SIL Regular"/>
+          <w:b w:val="0"/>
+          <w:i w:val="0"/>
+          <w:color w:val="0000FF"/>
+          <w:sz w:val="24"/>
+        </w:rPr>
+        <w:t xml:space="preserve"> </w:t>
       </w:r>
       <w:r>
         <w:rPr>
@@ -3554,7 +3857,7 @@
             <w:rPr>
               <w:rStyle w:val="Hyperlink"/>
             </w:rPr>
-            <w:t>o</w:t>
+            <w:t>Par</w:t>
           </w:r>
         </w:hyperlink>
       </w:r>
@@ -3571,19 +3874,9 @@
             <w:rPr>
               <w:rStyle w:val="Hyperlink"/>
             </w:rPr>
-            <w:t>lder</w:t>
+            <w:t>t</w:t>
           </w:r>
         </w:hyperlink>
-      </w:r>
-      <w:r>
-        <w:rPr>
-          <w:rFonts w:ascii="Charis SIL Regular" w:hAnsi="Charis SIL Regular" w:eastAsia="Charis SIL Regular"/>
-          <w:b w:val="0"/>
-          <w:i w:val="0"/>
-          <w:color w:val="0000FF"/>
-          <w:sz w:val="24"/>
-        </w:rPr>
-        <w:t xml:space="preserve"> </w:t>
       </w:r>
       <w:r>
         <w:rPr>
@@ -3598,7 +3891,7 @@
             <w:rPr>
               <w:rStyle w:val="Hyperlink"/>
             </w:rPr>
-            <w:t>P</w:t>
+            <w:t>ly</w:t>
           </w:r>
         </w:hyperlink>
       </w:r>
@@ -3610,14 +3903,7 @@
           <w:color w:val="0000FF"/>
           <w:sz w:val="24"/>
         </w:rPr>
-        <w:hyperlink r:id="rId12" w:history="1">
-          <w:r>
-            <w:rPr>
-              <w:rStyle w:val="Hyperlink"/>
-            </w:rPr>
-            <w:t>r</w:t>
-          </w:r>
-        </w:hyperlink>
+        <w:t xml:space="preserve"> </w:t>
       </w:r>
       <w:r>
         <w:rPr>
@@ -3644,146 +3930,7 @@
           <w:color w:val="0000FF"/>
           <w:sz w:val="24"/>
         </w:rPr>
-        <w:hyperlink r:id="rId11" w:history="1">
-          <w:r>
-            <w:rPr>
-              <w:rStyle w:val="Hyperlink"/>
-            </w:rPr>
-            <w:t>ce</w:t>
-          </w:r>
-        </w:hyperlink>
-      </w:r>
-      <w:r>
-        <w:rPr>
-          <w:rFonts w:ascii="Charis SIL Regular" w:hAnsi="Charis SIL Regular" w:eastAsia="Charis SIL Regular"/>
-          <w:b w:val="0"/>
-          <w:i w:val="0"/>
-          <w:color w:val="0000FF"/>
-          <w:sz w:val="24"/>
-        </w:rPr>
         <w:t xml:space="preserve"> </w:t>
-      </w:r>
-      <w:r>
-        <w:rPr>
-          <w:rFonts w:ascii="Charis SIL Regular" w:hAnsi="Charis SIL Regular" w:eastAsia="Charis SIL Regular"/>
-          <w:b w:val="0"/>
-          <w:i w:val="0"/>
-          <w:color w:val="0000FF"/>
-          <w:sz w:val="24"/>
-        </w:rPr>
-        <w:hyperlink r:id="rId11" w:history="1">
-          <w:r>
-            <w:rPr>
-              <w:rStyle w:val="Hyperlink"/>
-            </w:rPr>
-            <w:t>Wi</w:t>
-          </w:r>
-        </w:hyperlink>
-      </w:r>
-      <w:r>
-        <w:rPr>
-          <w:rFonts w:ascii="Charis SIL Regular" w:hAnsi="Charis SIL Regular" w:eastAsia="Charis SIL Regular"/>
-          <w:b w:val="0"/>
-          <w:i w:val="0"/>
-          <w:color w:val="0000FF"/>
-          <w:sz w:val="24"/>
-        </w:rPr>
-        <w:hyperlink r:id="rId11" w:history="1">
-          <w:r>
-            <w:rPr>
-              <w:rStyle w:val="Hyperlink"/>
-            </w:rPr>
-            <w:t>l</w:t>
-          </w:r>
-        </w:hyperlink>
-      </w:r>
-      <w:r>
-        <w:rPr>
-          <w:rFonts w:ascii="Charis SIL Regular" w:hAnsi="Charis SIL Regular" w:eastAsia="Charis SIL Regular"/>
-          <w:b w:val="0"/>
-          <w:i w:val="0"/>
-          <w:color w:val="0000FF"/>
-          <w:sz w:val="24"/>
-        </w:rPr>
-        <w:hyperlink r:id="rId11" w:history="1">
-          <w:r>
-            <w:rPr>
-              <w:rStyle w:val="Hyperlink"/>
-            </w:rPr>
-            <w:t>lia</w:t>
-          </w:r>
-        </w:hyperlink>
-      </w:r>
-      <w:r>
-        <w:rPr>
-          <w:rFonts w:ascii="Charis SIL Regular" w:hAnsi="Charis SIL Regular" w:eastAsia="Charis SIL Regular"/>
-          <w:b w:val="0"/>
-          <w:i w:val="0"/>
-          <w:color w:val="0000FF"/>
-          <w:sz w:val="24"/>
-        </w:rPr>
-        <w:hyperlink r:id="rId11" w:history="1">
-          <w:r>
-            <w:rPr>
-              <w:rStyle w:val="Hyperlink"/>
-            </w:rPr>
-            <w:t>m</w:t>
-          </w:r>
-        </w:hyperlink>
-      </w:r>
-      <w:r>
-        <w:rPr>
-          <w:rFonts w:ascii="Charis SIL Regular" w:hAnsi="Charis SIL Regular" w:eastAsia="Charis SIL Regular"/>
-          <w:b w:val="0"/>
-          <w:i w:val="0"/>
-          <w:color w:val="0000FF"/>
-          <w:sz w:val="24"/>
-        </w:rPr>
-        <w:t xml:space="preserve"> </w:t>
-      </w:r>
-      <w:r>
-        <w:rPr>
-          <w:rFonts w:ascii="Charis SIL Regular" w:hAnsi="Charis SIL Regular" w:eastAsia="Charis SIL Regular"/>
-          <w:b w:val="0"/>
-          <w:i w:val="0"/>
-          <w:color w:val="0000FF"/>
-          <w:sz w:val="24"/>
-        </w:rPr>
-        <w:hyperlink r:id="rId11" w:history="1">
-          <w:r>
-            <w:rPr>
-              <w:rStyle w:val="Hyperlink"/>
-            </w:rPr>
-            <w:t>IV</w:t>
-          </w:r>
-        </w:hyperlink>
-      </w:r>
-      <w:r>
-        <w:rPr>
-          <w:rFonts w:ascii="Charis SIL Regular" w:hAnsi="Charis SIL Regular" w:eastAsia="Charis SIL Regular"/>
-          <w:b w:val="0"/>
-          <w:i w:val="0"/>
-          <w:color w:val="0000FF"/>
-          <w:sz w:val="24"/>
-        </w:rPr>
-        <w:t xml:space="preserve"> </w:t>
-      </w:r>
-      <w:r>
-        <w:rPr>
-          <w:rFonts w:ascii="Charis SIL Regular" w:hAnsi="Charis SIL Regular" w:eastAsia="Charis SIL Regular"/>
-          <w:b w:val="0"/>
-          <w:i w:val="0"/>
-          <w:color w:val="0000FF"/>
-          <w:sz w:val="24"/>
-        </w:rPr>
-        <w:hyperlink r:id="rId11" w:history="1">
-          <w:r>
-            <w:rPr>
-              <w:rStyle w:val="Hyperlink"/>
-            </w:rPr>
-            <w:t>o</w:t>
-          </w:r>
-        </w:hyperlink>
       </w:r>
       <w:r>
         <w:rPr>
@@ -3798,19 +3945,9 @@
             <w:rPr>
               <w:rStyle w:val="Hyperlink"/>
             </w:rPr>
-            <w:t>f</w:t>
+            <w:t>L</w:t>
           </w:r>
         </w:hyperlink>
-      </w:r>
-      <w:r>
-        <w:rPr>
-          <w:rFonts w:ascii="Charis SIL Regular" w:hAnsi="Charis SIL Regular" w:eastAsia="Charis SIL Regular"/>
-          <w:b w:val="0"/>
-          <w:i w:val="0"/>
-          <w:color w:val="0000FF"/>
-          <w:sz w:val="24"/>
-        </w:rPr>
-        <w:t xml:space="preserve"> </w:t>
       </w:r>
       <w:r>
         <w:rPr>
@@ -3825,19 +3962,9 @@
             <w:rPr>
               <w:rStyle w:val="Hyperlink"/>
             </w:rPr>
-            <w:t>Orange,</w:t>
+            <w:t>a</w:t>
           </w:r>
         </w:hyperlink>
-      </w:r>
-      <w:r>
-        <w:rPr>
-          <w:rFonts w:ascii="Charis SIL Regular" w:hAnsi="Charis SIL Regular" w:eastAsia="Charis SIL Regular"/>
-          <w:b w:val="0"/>
-          <w:i w:val="0"/>
-          <w:color w:val="0000FF"/>
-          <w:sz w:val="24"/>
-        </w:rPr>
-        <w:t xml:space="preserve"> </w:t>
       </w:r>
       <w:r>
         <w:rPr>
@@ -3852,7 +3979,7 @@
             <w:rPr>
               <w:rStyle w:val="Hyperlink"/>
             </w:rPr>
-            <w:t>possibly</w:t>
+            <w:t>tin,</w:t>
           </w:r>
         </w:hyperlink>
       </w:r>
@@ -3879,90 +4006,9 @@
             <w:rPr>
               <w:rStyle w:val="Hyperlink"/>
             </w:rPr>
-            <w:t>drawn</w:t>
+            <w:t>pal</w:t>
           </w:r>
         </w:hyperlink>
-      </w:r>
-      <w:r>
-        <w:rPr>
-          <w:rFonts w:ascii="Charis SIL Regular" w:hAnsi="Charis SIL Regular" w:eastAsia="Charis SIL Regular"/>
-          <w:b w:val="0"/>
-          <w:i w:val="0"/>
-          <w:color w:val="0000FF"/>
-          <w:sz w:val="24"/>
-        </w:rPr>
-        <w:t xml:space="preserve"> </w:t>
-      </w:r>
-      <w:r>
-        <w:rPr>
-          <w:rFonts w:ascii="Charis SIL Regular" w:hAnsi="Charis SIL Regular" w:eastAsia="Charis SIL Regular"/>
-          <w:b w:val="0"/>
-          <w:i w:val="0"/>
-          <w:color w:val="0000FF"/>
-          <w:sz w:val="24"/>
-        </w:rPr>
-        <w:hyperlink r:id="rId12" w:history="1">
-          <w:r>
-            <w:rPr>
-              <w:rStyle w:val="Hyperlink"/>
-            </w:rPr>
-            <w:t xml:space="preserve">up </w:t>
-          </w:r>
-        </w:hyperlink>
-      </w:r>
-      <w:r>
-        <w:rPr>
-          <w:rFonts w:ascii="Charis SIL Regular" w:hAnsi="Charis SIL Regular" w:eastAsia="Charis SIL Regular"/>
-          <w:b w:val="0"/>
-          <w:i w:val="0"/>
-          <w:color w:val="0000FF"/>
-          <w:sz w:val="24"/>
-        </w:rPr>
-        <w:hyperlink r:id="rId12" w:history="1">
-          <w:r>
-            <w:rPr>
-              <w:rStyle w:val="Hyperlink"/>
-            </w:rPr>
-            <w:t>on</w:t>
-          </w:r>
-        </w:hyperlink>
-      </w:r>
-      <w:r>
-        <w:rPr>
-          <w:rFonts w:ascii="Charis SIL Regular" w:hAnsi="Charis SIL Regular" w:eastAsia="Charis SIL Regular"/>
-          <w:b w:val="0"/>
-          <w:i w:val="0"/>
-          <w:color w:val="0000FF"/>
-          <w:sz w:val="24"/>
-        </w:rPr>
-        <w:t xml:space="preserve"> </w:t>
-      </w:r>
-      <w:r>
-        <w:rPr>
-          <w:rFonts w:ascii="Charis SIL Regular" w:hAnsi="Charis SIL Regular" w:eastAsia="Charis SIL Regular"/>
-          <w:b w:val="0"/>
-          <w:i w:val="0"/>
-          <w:color w:val="0000FF"/>
-          <w:sz w:val="24"/>
-        </w:rPr>
-        <w:hyperlink r:id="rId12" w:history="1">
-          <w:r>
-            <w:rPr>
-              <w:rStyle w:val="Hyperlink"/>
-            </w:rPr>
-            <w:t>Ceylon,</w:t>
-          </w:r>
-        </w:hyperlink>
-      </w:r>
-      <w:r>
-        <w:rPr>
-          <w:rFonts w:ascii="Charis SIL Regular" w:hAnsi="Charis SIL Regular" w:eastAsia="Charis SIL Regular"/>
-          <w:b w:val="0"/>
-          <w:i w:val="0"/>
-          <w:color w:val="0000FF"/>
-          <w:sz w:val="24"/>
-        </w:rPr>
-        <w:t xml:space="preserve"> </w:t>
       </w:r>
       <w:r>
         <w:rPr>
@@ -3980,321 +4026,6 @@
             <w:t>m</w:t>
           </w:r>
         </w:hyperlink>
-      </w:r>
-      <w:r>
-        <w:rPr>
-          <w:rFonts w:ascii="Charis SIL Regular" w:hAnsi="Charis SIL Regular" w:eastAsia="Charis SIL Regular"/>
-          <w:b w:val="0"/>
-          <w:i w:val="0"/>
-          <w:color w:val="0000FF"/>
-          <w:sz w:val="24"/>
-        </w:rPr>
-        <w:hyperlink r:id="rId12" w:history="1">
-          <w:r>
-            <w:rPr>
-              <w:rStyle w:val="Hyperlink"/>
-            </w:rPr>
-            <w:t>i</w:t>
-          </w:r>
-        </w:hyperlink>
-      </w:r>
-      <w:r>
-        <w:rPr>
-          <w:rFonts w:ascii="Charis SIL Regular" w:hAnsi="Charis SIL Regular" w:eastAsia="Charis SIL Regular"/>
-          <w:b w:val="0"/>
-          <w:i w:val="0"/>
-          <w:color w:val="0000FF"/>
-          <w:sz w:val="24"/>
-        </w:rPr>
-        <w:hyperlink r:id="rId12" w:history="1">
-          <w:r>
-            <w:rPr>
-              <w:rStyle w:val="Hyperlink"/>
-            </w:rPr>
-            <w:t>d-</w:t>
-          </w:r>
-        </w:hyperlink>
-      </w:r>
-      <w:r>
-        <w:rPr>
-          <w:rFonts w:ascii="Charis SIL Regular" w:hAnsi="Charis SIL Regular" w:eastAsia="Charis SIL Regular"/>
-          <w:b w:val="0"/>
-          <w:i w:val="0"/>
-          <w:color w:val="0000FF"/>
-          <w:sz w:val="24"/>
-        </w:rPr>
-        <w:hyperlink r:id="rId12" w:history="1">
-          <w:r>
-            <w:rPr>
-              <w:rStyle w:val="Hyperlink"/>
-            </w:rPr>
-            <w:t>eighteen</w:t>
-          </w:r>
-        </w:hyperlink>
-      </w:r>
-      <w:r>
-        <w:rPr>
-          <w:rFonts w:ascii="Charis SIL Regular" w:hAnsi="Charis SIL Regular" w:eastAsia="Charis SIL Regular"/>
-          <w:b w:val="0"/>
-          <w:i w:val="0"/>
-          <w:color w:val="0000FF"/>
-          <w:sz w:val="24"/>
-        </w:rPr>
-        <w:hyperlink r:id="rId12" w:history="1">
-          <w:r>
-            <w:rPr>
-              <w:rStyle w:val="Hyperlink"/>
-            </w:rPr>
-            <w:t>t</w:t>
-          </w:r>
-        </w:hyperlink>
-      </w:r>
-      <w:r>
-        <w:rPr>
-          <w:rFonts w:ascii="Charis SIL Regular" w:hAnsi="Charis SIL Regular" w:eastAsia="Charis SIL Regular"/>
-          <w:b w:val="0"/>
-          <w:i w:val="0"/>
-          <w:color w:val="0000FF"/>
-          <w:sz w:val="24"/>
-        </w:rPr>
-        <w:hyperlink r:id="rId12" w:history="1">
-          <w:r>
-            <w:rPr>
-              <w:rStyle w:val="Hyperlink"/>
-            </w:rPr>
-            <w:t>h</w:t>
-          </w:r>
-        </w:hyperlink>
-      </w:r>
-      <w:r>
-        <w:rPr>
-          <w:rFonts w:ascii="Charis SIL Regular" w:hAnsi="Charis SIL Regular" w:eastAsia="Charis SIL Regular"/>
-          <w:b w:val="0"/>
-          <w:i w:val="0"/>
-          <w:color w:val="0000FF"/>
-          <w:sz w:val="24"/>
-        </w:rPr>
-        <w:t xml:space="preserve"> </w:t>
-      </w:r>
-      <w:r>
-        <w:rPr>
-          <w:rFonts w:ascii="Charis SIL Regular" w:hAnsi="Charis SIL Regular" w:eastAsia="Charis SIL Regular"/>
-          <w:b w:val="0"/>
-          <w:i w:val="0"/>
-          <w:color w:val="0000FF"/>
-          <w:sz w:val="24"/>
-        </w:rPr>
-        <w:hyperlink r:id="rId12" w:history="1">
-          <w:r>
-            <w:rPr>
-              <w:rStyle w:val="Hyperlink"/>
-            </w:rPr>
-            <w:t>c</w:t>
-          </w:r>
-        </w:hyperlink>
-      </w:r>
-      <w:r>
-        <w:rPr>
-          <w:rFonts w:ascii="Charis SIL Regular" w:hAnsi="Charis SIL Regular" w:eastAsia="Charis SIL Regular"/>
-          <w:b w:val="0"/>
-          <w:i w:val="0"/>
-          <w:color w:val="0000FF"/>
-          <w:sz w:val="24"/>
-        </w:rPr>
-        <w:hyperlink r:id="rId12" w:history="1">
-          <w:r>
-            <w:rPr>
-              <w:rStyle w:val="Hyperlink"/>
-            </w:rPr>
-            <w:t>entury.</w:t>
-          </w:r>
-        </w:hyperlink>
-      </w:r>
-      <w:r>
-        <w:rPr>
-          <w:rFonts w:ascii="Charis SIL Regular" w:hAnsi="Charis SIL Regular" w:eastAsia="Charis SIL Regular"/>
-          <w:b w:val="0"/>
-          <w:i w:val="0"/>
-          <w:color w:val="0000FF"/>
-          <w:sz w:val="24"/>
-        </w:rPr>
-        <w:t xml:space="preserve"> </w:t>
-      </w:r>
-      <w:r>
-        <w:rPr>
-          <w:rFonts w:ascii="Charis SIL Regular" w:hAnsi="Charis SIL Regular" w:eastAsia="Charis SIL Regular"/>
-          <w:b w:val="0"/>
-          <w:i w:val="0"/>
-          <w:color w:val="0000FF"/>
-          <w:sz w:val="24"/>
-        </w:rPr>
-        <w:hyperlink r:id="rId12" w:history="1">
-          <w:r>
-            <w:rPr>
-              <w:rStyle w:val="Hyperlink"/>
-            </w:rPr>
-            <w:t>Par</w:t>
-          </w:r>
-        </w:hyperlink>
-      </w:r>
-      <w:r>
-        <w:rPr>
-          <w:rFonts w:ascii="Charis SIL Regular" w:hAnsi="Charis SIL Regular" w:eastAsia="Charis SIL Regular"/>
-          <w:b w:val="0"/>
-          <w:i w:val="0"/>
-          <w:color w:val="0000FF"/>
-          <w:sz w:val="24"/>
-        </w:rPr>
-        <w:hyperlink r:id="rId12" w:history="1">
-          <w:r>
-            <w:rPr>
-              <w:rStyle w:val="Hyperlink"/>
-            </w:rPr>
-            <w:t>t</w:t>
-          </w:r>
-        </w:hyperlink>
-      </w:r>
-      <w:r>
-        <w:rPr>
-          <w:rFonts w:ascii="Charis SIL Regular" w:hAnsi="Charis SIL Regular" w:eastAsia="Charis SIL Regular"/>
-          <w:b w:val="0"/>
-          <w:i w:val="0"/>
-          <w:color w:val="0000FF"/>
-          <w:sz w:val="24"/>
-        </w:rPr>
-        <w:hyperlink r:id="rId12" w:history="1">
-          <w:r>
-            <w:rPr>
-              <w:rStyle w:val="Hyperlink"/>
-            </w:rPr>
-            <w:t>ly</w:t>
-          </w:r>
-        </w:hyperlink>
-      </w:r>
-      <w:r>
-        <w:rPr>
-          <w:rFonts w:ascii="Charis SIL Regular" w:hAnsi="Charis SIL Regular" w:eastAsia="Charis SIL Regular"/>
-          <w:b w:val="0"/>
-          <w:i w:val="0"/>
-          <w:color w:val="0000FF"/>
-          <w:sz w:val="24"/>
-        </w:rPr>
-        <w:t xml:space="preserve"> </w:t>
-      </w:r>
-      <w:r>
-        <w:rPr>
-          <w:rFonts w:ascii="Charis SIL Regular" w:hAnsi="Charis SIL Regular" w:eastAsia="Charis SIL Regular"/>
-          <w:b w:val="0"/>
-          <w:i w:val="0"/>
-          <w:color w:val="0000FF"/>
-          <w:sz w:val="24"/>
-        </w:rPr>
-        <w:hyperlink r:id="rId12" w:history="1">
-          <w:r>
-            <w:rPr>
-              <w:rStyle w:val="Hyperlink"/>
-            </w:rPr>
-            <w:t>in</w:t>
-          </w:r>
-        </w:hyperlink>
-      </w:r>
-      <w:r>
-        <w:rPr>
-          <w:rFonts w:ascii="Charis SIL Regular" w:hAnsi="Charis SIL Regular" w:eastAsia="Charis SIL Regular"/>
-          <w:b w:val="0"/>
-          <w:i w:val="0"/>
-          <w:color w:val="0000FF"/>
-          <w:sz w:val="24"/>
-        </w:rPr>
-        <w:t xml:space="preserve"> </w:t>
-      </w:r>
-      <w:r>
-        <w:rPr>
-          <w:rFonts w:ascii="Charis SIL Regular" w:hAnsi="Charis SIL Regular" w:eastAsia="Charis SIL Regular"/>
-          <w:b w:val="0"/>
-          <w:i w:val="0"/>
-          <w:color w:val="0000FF"/>
-          <w:sz w:val="24"/>
-        </w:rPr>
-        <w:hyperlink r:id="rId12" w:history="1">
-          <w:r>
-            <w:rPr>
-              <w:rStyle w:val="Hyperlink"/>
-            </w:rPr>
-            <w:t>L</w:t>
-          </w:r>
-        </w:hyperlink>
-      </w:r>
-      <w:r>
-        <w:rPr>
-          <w:rFonts w:ascii="Charis SIL Regular" w:hAnsi="Charis SIL Regular" w:eastAsia="Charis SIL Regular"/>
-          <w:b w:val="0"/>
-          <w:i w:val="0"/>
-          <w:color w:val="0000FF"/>
-          <w:sz w:val="24"/>
-        </w:rPr>
-        <w:hyperlink r:id="rId12" w:history="1">
-          <w:r>
-            <w:rPr>
-              <w:rStyle w:val="Hyperlink"/>
-            </w:rPr>
-            <w:t>a</w:t>
-          </w:r>
-        </w:hyperlink>
-      </w:r>
-      <w:r>
-        <w:rPr>
-          <w:rFonts w:ascii="Charis SIL Regular" w:hAnsi="Charis SIL Regular" w:eastAsia="Charis SIL Regular"/>
-          <w:b w:val="0"/>
-          <w:i w:val="0"/>
-          <w:color w:val="0000FF"/>
-          <w:sz w:val="24"/>
-        </w:rPr>
-        <w:hyperlink r:id="rId12" w:history="1">
-          <w:r>
-            <w:rPr>
-              <w:rStyle w:val="Hyperlink"/>
-            </w:rPr>
-            <w:t>tin,</w:t>
-          </w:r>
-        </w:hyperlink>
-      </w:r>
-      <w:r>
-        <w:rPr>
-          <w:rFonts w:ascii="Charis SIL Regular" w:hAnsi="Charis SIL Regular" w:eastAsia="Charis SIL Regular"/>
-          <w:b w:val="0"/>
-          <w:i w:val="0"/>
-          <w:color w:val="0000FF"/>
-          <w:sz w:val="24"/>
-        </w:rPr>
-        <w:t xml:space="preserve"> </w:t>
-      </w:r>
-      <w:r>
-        <w:rPr>
-          <w:rFonts w:ascii="Charis SIL Regular" w:hAnsi="Charis SIL Regular" w:eastAsia="Charis SIL Regular"/>
-          <w:b w:val="0"/>
-          <w:i w:val="0"/>
-          <w:color w:val="0000FF"/>
-          <w:sz w:val="24"/>
-        </w:rPr>
-        <w:hyperlink r:id="rId12" w:history="1">
-          <w:r>
-            <w:rPr>
-              <w:rStyle w:val="Hyperlink"/>
-            </w:rPr>
-            <w:t>pal</w:t>
-          </w:r>
-        </w:hyperlink>
-      </w:r>
-      <w:r>
-        <w:rPr>
-          <w:rFonts w:ascii="Charis SIL Regular" w:hAnsi="Charis SIL Regular" w:eastAsia="Charis SIL Regular"/>
-          <w:b w:val="0"/>
-          <w:i w:val="0"/>
-          <w:color w:val="0000FF"/>
-          <w:sz w:val="24"/>
-        </w:rPr>
-        <w:t>m</w:t>
       </w:r>
       <w:r>
         <w:rPr>
@@ -5076,14 +4807,7 @@
           <w:color w:val="000000"/>
           <w:sz w:val="24"/>
         </w:rPr>
-        <w:hyperlink r:id="rId13" w:history="1">
-          <w:r>
-            <w:rPr>
-              <w:rStyle w:val="Hyperlink"/>
-            </w:rPr>
-            <w:t xml:space="preserve">nd hout, </w:t>
-          </w:r>
-        </w:hyperlink>
+        <w:t xml:space="preserve">nd hout, </w:t>
       </w:r>
       <w:r>
         <w:rPr>
@@ -5094,7 +4818,7 @@
           <w:sz w:val="24"/>
           <w:u w:val="single"/>
         </w:rPr>
-        <w:hyperlink r:id="rId13" w:history="1">
+        <w:hyperlink r:id="rId14" w:history="1">
           <w:r>
             <w:rPr>
               <w:rStyle w:val="Hyperlink"/>

--- a/EXPORTS/DOCX/review/niveau2/Dutch/Sri Lanka.docx
+++ b/EXPORTS/DOCX/review/niveau2/Dutch/Sri Lanka.docx
@@ -692,8 +692,526 @@
           <w:i w:val="0"/>
           <w:color w:val="0000FF"/>
           <w:sz w:val="24"/>
-        </w:rPr>
-        <w:t>Dutch, 1746 (?). In Sinhalese, palm leaf (6 × 30 × 3 cm</w:t>
+          <w:u w:val="single"/>
+        </w:rPr>
+        <w:hyperlink r:id="rId10" w:history="1">
+          <w:r>
+            <w:rPr>
+              <w:rStyle w:val="Hyperlink"/>
+            </w:rPr>
+            <w:t>Dutch,</w:t>
+          </w:r>
+        </w:hyperlink>
+      </w:r>
+      <w:r>
+        <w:rPr>
+          <w:rFonts w:ascii="Charis SIL Regular" w:hAnsi="Charis SIL Regular" w:eastAsia="Charis SIL Regular"/>
+          <w:b w:val="0"/>
+          <w:i w:val="0"/>
+          <w:color w:val="0000FF"/>
+          <w:sz w:val="24"/>
+          <w:u w:val="single"/>
+        </w:rPr>
+        <w:t xml:space="preserve"> </w:t>
+      </w:r>
+      <w:r>
+        <w:rPr>
+          <w:rFonts w:ascii="Charis SIL Regular" w:hAnsi="Charis SIL Regular" w:eastAsia="Charis SIL Regular"/>
+          <w:b w:val="0"/>
+          <w:i w:val="0"/>
+          <w:color w:val="0000FF"/>
+          <w:sz w:val="24"/>
+          <w:u w:val="single"/>
+        </w:rPr>
+        <w:hyperlink r:id="rId10" w:history="1">
+          <w:r>
+            <w:rPr>
+              <w:rStyle w:val="Hyperlink"/>
+            </w:rPr>
+            <w:t>174</w:t>
+          </w:r>
+        </w:hyperlink>
+      </w:r>
+      <w:r>
+        <w:rPr>
+          <w:rFonts w:ascii="Charis SIL Regular" w:hAnsi="Charis SIL Regular" w:eastAsia="Charis SIL Regular"/>
+          <w:b w:val="0"/>
+          <w:i w:val="0"/>
+          <w:color w:val="0000FF"/>
+          <w:sz w:val="24"/>
+          <w:u w:val="single"/>
+        </w:rPr>
+        <w:hyperlink r:id="rId10" w:history="1">
+          <w:r>
+            <w:rPr>
+              <w:rStyle w:val="Hyperlink"/>
+            </w:rPr>
+            <w:t>6</w:t>
+          </w:r>
+        </w:hyperlink>
+      </w:r>
+      <w:r>
+        <w:rPr>
+          <w:rFonts w:ascii="Charis SIL Regular" w:hAnsi="Charis SIL Regular" w:eastAsia="Charis SIL Regular"/>
+          <w:b w:val="0"/>
+          <w:i w:val="0"/>
+          <w:color w:val="0000FF"/>
+          <w:sz w:val="24"/>
+          <w:u w:val="single"/>
+        </w:rPr>
+        <w:t xml:space="preserve"> </w:t>
+      </w:r>
+      <w:r>
+        <w:rPr>
+          <w:rFonts w:ascii="Charis SIL Regular" w:hAnsi="Charis SIL Regular" w:eastAsia="Charis SIL Regular"/>
+          <w:b w:val="0"/>
+          <w:i w:val="0"/>
+          <w:color w:val="0000FF"/>
+          <w:sz w:val="24"/>
+          <w:u w:val="single"/>
+        </w:rPr>
+        <w:hyperlink r:id="rId10" w:history="1">
+          <w:r>
+            <w:rPr>
+              <w:rStyle w:val="Hyperlink"/>
+            </w:rPr>
+            <w:t>(?).</w:t>
+          </w:r>
+        </w:hyperlink>
+      </w:r>
+      <w:r>
+        <w:rPr>
+          <w:rFonts w:ascii="Charis SIL Regular" w:hAnsi="Charis SIL Regular" w:eastAsia="Charis SIL Regular"/>
+          <w:b w:val="0"/>
+          <w:i w:val="0"/>
+          <w:color w:val="0000FF"/>
+          <w:sz w:val="24"/>
+          <w:u w:val="single"/>
+        </w:rPr>
+        <w:t xml:space="preserve"> </w:t>
+      </w:r>
+      <w:r>
+        <w:rPr>
+          <w:rFonts w:ascii="Charis SIL Regular" w:hAnsi="Charis SIL Regular" w:eastAsia="Charis SIL Regular"/>
+          <w:b w:val="0"/>
+          <w:i w:val="0"/>
+          <w:color w:val="0000FF"/>
+          <w:sz w:val="24"/>
+          <w:u w:val="single"/>
+        </w:rPr>
+        <w:hyperlink r:id="rId10" w:history="1">
+          <w:r>
+            <w:rPr>
+              <w:rStyle w:val="Hyperlink"/>
+            </w:rPr>
+            <w:t>In</w:t>
+          </w:r>
+        </w:hyperlink>
+      </w:r>
+      <w:r>
+        <w:rPr>
+          <w:rFonts w:ascii="Charis SIL Regular" w:hAnsi="Charis SIL Regular" w:eastAsia="Charis SIL Regular"/>
+          <w:b w:val="0"/>
+          <w:i w:val="0"/>
+          <w:color w:val="0000FF"/>
+          <w:sz w:val="24"/>
+          <w:u w:val="single"/>
+        </w:rPr>
+        <w:t xml:space="preserve"> </w:t>
+      </w:r>
+      <w:r>
+        <w:rPr>
+          <w:rFonts w:ascii="Charis SIL Regular" w:hAnsi="Charis SIL Regular" w:eastAsia="Charis SIL Regular"/>
+          <w:b w:val="0"/>
+          <w:i w:val="0"/>
+          <w:color w:val="0000FF"/>
+          <w:sz w:val="24"/>
+          <w:u w:val="single"/>
+        </w:rPr>
+        <w:hyperlink r:id="rId10" w:history="1">
+          <w:r>
+            <w:rPr>
+              <w:rStyle w:val="Hyperlink"/>
+            </w:rPr>
+            <w:t>Si</w:t>
+          </w:r>
+        </w:hyperlink>
+      </w:r>
+      <w:r>
+        <w:rPr>
+          <w:rFonts w:ascii="Charis SIL Regular" w:hAnsi="Charis SIL Regular" w:eastAsia="Charis SIL Regular"/>
+          <w:b w:val="0"/>
+          <w:i w:val="0"/>
+          <w:color w:val="0000FF"/>
+          <w:sz w:val="24"/>
+          <w:u w:val="single"/>
+        </w:rPr>
+        <w:hyperlink r:id="rId10" w:history="1">
+          <w:r>
+            <w:rPr>
+              <w:rStyle w:val="Hyperlink"/>
+            </w:rPr>
+            <w:t>n</w:t>
+          </w:r>
+        </w:hyperlink>
+      </w:r>
+      <w:r>
+        <w:rPr>
+          <w:rFonts w:ascii="Charis SIL Regular" w:hAnsi="Charis SIL Regular" w:eastAsia="Charis SIL Regular"/>
+          <w:b w:val="0"/>
+          <w:i w:val="0"/>
+          <w:color w:val="0000FF"/>
+          <w:sz w:val="24"/>
+          <w:u w:val="single"/>
+        </w:rPr>
+        <w:hyperlink r:id="rId10" w:history="1">
+          <w:r>
+            <w:rPr>
+              <w:rStyle w:val="Hyperlink"/>
+            </w:rPr>
+            <w:t>hale</w:t>
+          </w:r>
+        </w:hyperlink>
+      </w:r>
+      <w:r>
+        <w:rPr>
+          <w:rFonts w:ascii="Charis SIL Regular" w:hAnsi="Charis SIL Regular" w:eastAsia="Charis SIL Regular"/>
+          <w:b w:val="0"/>
+          <w:i w:val="0"/>
+          <w:color w:val="0000FF"/>
+          <w:sz w:val="24"/>
+          <w:u w:val="single"/>
+        </w:rPr>
+        <w:hyperlink r:id="rId10" w:history="1">
+          <w:r>
+            <w:rPr>
+              <w:rStyle w:val="Hyperlink"/>
+            </w:rPr>
+            <w:t>se,</w:t>
+          </w:r>
+        </w:hyperlink>
+      </w:r>
+      <w:r>
+        <w:rPr>
+          <w:rFonts w:ascii="Charis SIL Regular" w:hAnsi="Charis SIL Regular" w:eastAsia="Charis SIL Regular"/>
+          <w:b w:val="0"/>
+          <w:i w:val="0"/>
+          <w:color w:val="0000FF"/>
+          <w:sz w:val="24"/>
+          <w:u w:val="single"/>
+        </w:rPr>
+        <w:t xml:space="preserve"> </w:t>
+      </w:r>
+      <w:r>
+        <w:rPr>
+          <w:rFonts w:ascii="Charis SIL Regular" w:hAnsi="Charis SIL Regular" w:eastAsia="Charis SIL Regular"/>
+          <w:b w:val="0"/>
+          <w:i w:val="0"/>
+          <w:color w:val="0000FF"/>
+          <w:sz w:val="24"/>
+          <w:u w:val="single"/>
+        </w:rPr>
+        <w:hyperlink r:id="rId10" w:history="1">
+          <w:r>
+            <w:rPr>
+              <w:rStyle w:val="Hyperlink"/>
+            </w:rPr>
+            <w:t>p</w:t>
+          </w:r>
+        </w:hyperlink>
+      </w:r>
+      <w:r>
+        <w:rPr>
+          <w:rFonts w:ascii="Charis SIL Regular" w:hAnsi="Charis SIL Regular" w:eastAsia="Charis SIL Regular"/>
+          <w:b w:val="0"/>
+          <w:i w:val="0"/>
+          <w:color w:val="0000FF"/>
+          <w:sz w:val="24"/>
+          <w:u w:val="single"/>
+        </w:rPr>
+        <w:hyperlink r:id="rId10" w:history="1">
+          <w:r>
+            <w:rPr>
+              <w:rStyle w:val="Hyperlink"/>
+            </w:rPr>
+            <w:t>a</w:t>
+          </w:r>
+        </w:hyperlink>
+      </w:r>
+      <w:r>
+        <w:rPr>
+          <w:rFonts w:ascii="Charis SIL Regular" w:hAnsi="Charis SIL Regular" w:eastAsia="Charis SIL Regular"/>
+          <w:b w:val="0"/>
+          <w:i w:val="0"/>
+          <w:color w:val="0000FF"/>
+          <w:sz w:val="24"/>
+          <w:u w:val="single"/>
+        </w:rPr>
+        <w:hyperlink r:id="rId10" w:history="1">
+          <w:r>
+            <w:rPr>
+              <w:rStyle w:val="Hyperlink"/>
+            </w:rPr>
+            <w:t>l</w:t>
+          </w:r>
+        </w:hyperlink>
+      </w:r>
+      <w:r>
+        <w:rPr>
+          <w:rFonts w:ascii="Charis SIL Regular" w:hAnsi="Charis SIL Regular" w:eastAsia="Charis SIL Regular"/>
+          <w:b w:val="0"/>
+          <w:i w:val="0"/>
+          <w:color w:val="0000FF"/>
+          <w:sz w:val="24"/>
+          <w:u w:val="single"/>
+        </w:rPr>
+        <w:hyperlink r:id="rId10" w:history="1">
+          <w:r>
+            <w:rPr>
+              <w:rStyle w:val="Hyperlink"/>
+            </w:rPr>
+            <w:t>m</w:t>
+          </w:r>
+        </w:hyperlink>
+      </w:r>
+      <w:r>
+        <w:rPr>
+          <w:rFonts w:ascii="Charis SIL Regular" w:hAnsi="Charis SIL Regular" w:eastAsia="Charis SIL Regular"/>
+          <w:b w:val="0"/>
+          <w:i w:val="0"/>
+          <w:color w:val="0000FF"/>
+          <w:sz w:val="24"/>
+          <w:u w:val="single"/>
+        </w:rPr>
+        <w:t xml:space="preserve"> </w:t>
+      </w:r>
+      <w:r>
+        <w:rPr>
+          <w:rFonts w:ascii="Charis SIL Regular" w:hAnsi="Charis SIL Regular" w:eastAsia="Charis SIL Regular"/>
+          <w:b w:val="0"/>
+          <w:i w:val="0"/>
+          <w:color w:val="0000FF"/>
+          <w:sz w:val="24"/>
+          <w:u w:val="single"/>
+        </w:rPr>
+        <w:hyperlink r:id="rId10" w:history="1">
+          <w:r>
+            <w:rPr>
+              <w:rStyle w:val="Hyperlink"/>
+            </w:rPr>
+            <w:t>l</w:t>
+          </w:r>
+        </w:hyperlink>
+      </w:r>
+      <w:r>
+        <w:rPr>
+          <w:rFonts w:ascii="Charis SIL Regular" w:hAnsi="Charis SIL Regular" w:eastAsia="Charis SIL Regular"/>
+          <w:b w:val="0"/>
+          <w:i w:val="0"/>
+          <w:color w:val="0000FF"/>
+          <w:sz w:val="24"/>
+          <w:u w:val="single"/>
+        </w:rPr>
+        <w:hyperlink r:id="rId10" w:history="1">
+          <w:r>
+            <w:rPr>
+              <w:rStyle w:val="Hyperlink"/>
+            </w:rPr>
+            <w:t>eaf</w:t>
+          </w:r>
+        </w:hyperlink>
+      </w:r>
+      <w:r>
+        <w:rPr>
+          <w:rFonts w:ascii="Charis SIL Regular" w:hAnsi="Charis SIL Regular" w:eastAsia="Charis SIL Regular"/>
+          <w:b w:val="0"/>
+          <w:i w:val="0"/>
+          <w:color w:val="0000FF"/>
+          <w:sz w:val="24"/>
+          <w:u w:val="single"/>
+        </w:rPr>
+        <w:t xml:space="preserve"> </w:t>
+      </w:r>
+      <w:r>
+        <w:rPr>
+          <w:rFonts w:ascii="Charis SIL Regular" w:hAnsi="Charis SIL Regular" w:eastAsia="Charis SIL Regular"/>
+          <w:b w:val="0"/>
+          <w:i w:val="0"/>
+          <w:color w:val="0000FF"/>
+          <w:sz w:val="24"/>
+          <w:u w:val="single"/>
+        </w:rPr>
+        <w:hyperlink r:id="rId10" w:history="1">
+          <w:r>
+            <w:rPr>
+              <w:rStyle w:val="Hyperlink"/>
+            </w:rPr>
+            <w:t>(6</w:t>
+          </w:r>
+        </w:hyperlink>
+      </w:r>
+      <w:r>
+        <w:rPr>
+          <w:rFonts w:ascii="Charis SIL Regular" w:hAnsi="Charis SIL Regular" w:eastAsia="Charis SIL Regular"/>
+          <w:b w:val="0"/>
+          <w:i w:val="0"/>
+          <w:color w:val="0000FF"/>
+          <w:sz w:val="24"/>
+          <w:u w:val="single"/>
+        </w:rPr>
+        <w:t xml:space="preserve"> </w:t>
+      </w:r>
+      <w:r>
+        <w:rPr>
+          <w:rFonts w:ascii="Charis SIL Regular" w:hAnsi="Charis SIL Regular" w:eastAsia="Charis SIL Regular"/>
+          <w:b w:val="0"/>
+          <w:i w:val="0"/>
+          <w:color w:val="0000FF"/>
+          <w:sz w:val="24"/>
+          <w:u w:val="single"/>
+        </w:rPr>
+        <w:hyperlink r:id="rId10" w:history="1">
+          <w:r>
+            <w:rPr>
+              <w:rStyle w:val="Hyperlink"/>
+            </w:rPr>
+            <w:t>×</w:t>
+          </w:r>
+        </w:hyperlink>
+      </w:r>
+      <w:r>
+        <w:rPr>
+          <w:rFonts w:ascii="Charis SIL Regular" w:hAnsi="Charis SIL Regular" w:eastAsia="Charis SIL Regular"/>
+          <w:b w:val="0"/>
+          <w:i w:val="0"/>
+          <w:color w:val="0000FF"/>
+          <w:sz w:val="24"/>
+          <w:u w:val="single"/>
+        </w:rPr>
+        <w:t xml:space="preserve"> </w:t>
+      </w:r>
+      <w:r>
+        <w:rPr>
+          <w:rFonts w:ascii="Charis SIL Regular" w:hAnsi="Charis SIL Regular" w:eastAsia="Charis SIL Regular"/>
+          <w:b w:val="0"/>
+          <w:i w:val="0"/>
+          <w:color w:val="0000FF"/>
+          <w:sz w:val="24"/>
+          <w:u w:val="single"/>
+        </w:rPr>
+        <w:hyperlink r:id="rId10" w:history="1">
+          <w:r>
+            <w:rPr>
+              <w:rStyle w:val="Hyperlink"/>
+            </w:rPr>
+            <w:t>3</w:t>
+          </w:r>
+        </w:hyperlink>
+      </w:r>
+      <w:r>
+        <w:rPr>
+          <w:rFonts w:ascii="Charis SIL Regular" w:hAnsi="Charis SIL Regular" w:eastAsia="Charis SIL Regular"/>
+          <w:b w:val="0"/>
+          <w:i w:val="0"/>
+          <w:color w:val="0000FF"/>
+          <w:sz w:val="24"/>
+          <w:u w:val="single"/>
+        </w:rPr>
+        <w:hyperlink r:id="rId10" w:history="1">
+          <w:r>
+            <w:rPr>
+              <w:rStyle w:val="Hyperlink"/>
+            </w:rPr>
+            <w:t>0</w:t>
+          </w:r>
+        </w:hyperlink>
+      </w:r>
+      <w:r>
+        <w:rPr>
+          <w:rFonts w:ascii="Charis SIL Regular" w:hAnsi="Charis SIL Regular" w:eastAsia="Charis SIL Regular"/>
+          <w:b w:val="0"/>
+          <w:i w:val="0"/>
+          <w:color w:val="0000FF"/>
+          <w:sz w:val="24"/>
+          <w:u w:val="single"/>
+        </w:rPr>
+        <w:t xml:space="preserve"> </w:t>
+      </w:r>
+      <w:r>
+        <w:rPr>
+          <w:rFonts w:ascii="Charis SIL Regular" w:hAnsi="Charis SIL Regular" w:eastAsia="Charis SIL Regular"/>
+          <w:b w:val="0"/>
+          <w:i w:val="0"/>
+          <w:color w:val="0000FF"/>
+          <w:sz w:val="24"/>
+          <w:u w:val="single"/>
+        </w:rPr>
+        <w:hyperlink r:id="rId10" w:history="1">
+          <w:r>
+            <w:rPr>
+              <w:rStyle w:val="Hyperlink"/>
+            </w:rPr>
+            <w:t>×</w:t>
+          </w:r>
+        </w:hyperlink>
+      </w:r>
+      <w:r>
+        <w:rPr>
+          <w:rFonts w:ascii="Charis SIL Regular" w:hAnsi="Charis SIL Regular" w:eastAsia="Charis SIL Regular"/>
+          <w:b w:val="0"/>
+          <w:i w:val="0"/>
+          <w:color w:val="0000FF"/>
+          <w:sz w:val="24"/>
+          <w:u w:val="single"/>
+        </w:rPr>
+        <w:t xml:space="preserve"> </w:t>
+      </w:r>
+      <w:r>
+        <w:rPr>
+          <w:rFonts w:ascii="Charis SIL Regular" w:hAnsi="Charis SIL Regular" w:eastAsia="Charis SIL Regular"/>
+          <w:b w:val="0"/>
+          <w:i w:val="0"/>
+          <w:color w:val="0000FF"/>
+          <w:sz w:val="24"/>
+          <w:u w:val="single"/>
+        </w:rPr>
+        <w:hyperlink r:id="rId10" w:history="1">
+          <w:r>
+            <w:rPr>
+              <w:rStyle w:val="Hyperlink"/>
+            </w:rPr>
+            <w:t>3</w:t>
+          </w:r>
+        </w:hyperlink>
+      </w:r>
+      <w:r>
+        <w:rPr>
+          <w:rFonts w:ascii="Charis SIL Regular" w:hAnsi="Charis SIL Regular" w:eastAsia="Charis SIL Regular"/>
+          <w:b w:val="0"/>
+          <w:i w:val="0"/>
+          <w:color w:val="0000FF"/>
+          <w:sz w:val="24"/>
+          <w:u w:val="single"/>
+        </w:rPr>
+        <w:t xml:space="preserve"> </w:t>
+      </w:r>
+      <w:r>
+        <w:rPr>
+          <w:rFonts w:ascii="Charis SIL Regular" w:hAnsi="Charis SIL Regular" w:eastAsia="Charis SIL Regular"/>
+          <w:b w:val="0"/>
+          <w:i w:val="0"/>
+          <w:color w:val="0000FF"/>
+          <w:sz w:val="24"/>
+          <w:u w:val="single"/>
+        </w:rPr>
+        <w:hyperlink r:id="rId10" w:history="1">
+          <w:r>
+            <w:rPr>
+              <w:rStyle w:val="Hyperlink"/>
+            </w:rPr>
+            <w:t>cm</w:t>
+          </w:r>
+        </w:hyperlink>
       </w:r>
       <w:r>
         <w:rPr>
@@ -1144,7 +1662,7 @@
           <w:color w:val="0000FF"/>
           <w:sz w:val="24"/>
         </w:rPr>
-        <w:hyperlink r:id="rId11" w:history="1">
+        <w:hyperlink r:id="rId10" w:history="1">
           <w:r>
             <w:rPr>
               <w:rStyle w:val="Hyperlink"/>
@@ -1313,556 +1831,7 @@
           <w:color w:val="0000FF"/>
           <w:sz w:val="24"/>
         </w:rPr>
-        <w:hyperlink r:id="rId11" w:history="1">
-          <w:r>
-            <w:rPr>
-              <w:rStyle w:val="Hyperlink"/>
-            </w:rPr>
-            <w:t>Julius</w:t>
-          </w:r>
-        </w:hyperlink>
-      </w:r>
-      <w:r>
-        <w:rPr>
-          <w:rFonts w:ascii="Charis SIL Regular" w:hAnsi="Charis SIL Regular" w:eastAsia="Charis SIL Regular"/>
-          <w:b w:val="0"/>
-          <w:i w:val="0"/>
-          <w:color w:val="0000FF"/>
-          <w:sz w:val="24"/>
-        </w:rPr>
-        <w:t xml:space="preserve"> </w:t>
-      </w:r>
-      <w:r>
-        <w:rPr>
-          <w:rFonts w:ascii="Charis SIL Regular" w:hAnsi="Charis SIL Regular" w:eastAsia="Charis SIL Regular"/>
-          <w:b w:val="0"/>
-          <w:i w:val="0"/>
-          <w:color w:val="0000FF"/>
-          <w:sz w:val="24"/>
-        </w:rPr>
-        <w:hyperlink r:id="rId11" w:history="1">
-          <w:r>
-            <w:rPr>
-              <w:rStyle w:val="Hyperlink"/>
-            </w:rPr>
-            <w:t>Valent</w:t>
-          </w:r>
-        </w:hyperlink>
-      </w:r>
-      <w:r>
-        <w:rPr>
-          <w:rFonts w:ascii="Charis SIL Regular" w:hAnsi="Charis SIL Regular" w:eastAsia="Charis SIL Regular"/>
-          <w:b w:val="0"/>
-          <w:i w:val="0"/>
-          <w:color w:val="0000FF"/>
-          <w:sz w:val="24"/>
-        </w:rPr>
-        <w:hyperlink r:id="rId11" w:history="1">
-          <w:r>
-            <w:rPr>
-              <w:rStyle w:val="Hyperlink"/>
-            </w:rPr>
-            <w:t>i</w:t>
-          </w:r>
-        </w:hyperlink>
-      </w:r>
-      <w:r>
-        <w:rPr>
-          <w:rFonts w:ascii="Charis SIL Regular" w:hAnsi="Charis SIL Regular" w:eastAsia="Charis SIL Regular"/>
-          <w:b w:val="0"/>
-          <w:i w:val="0"/>
-          <w:color w:val="0000FF"/>
-          <w:sz w:val="24"/>
-        </w:rPr>
-        <w:hyperlink r:id="rId11" w:history="1">
-          <w:r>
-            <w:rPr>
-              <w:rStyle w:val="Hyperlink"/>
-            </w:rPr>
-            <w:t>jn</w:t>
-          </w:r>
-        </w:hyperlink>
-      </w:r>
-      <w:r>
-        <w:rPr>
-          <w:rFonts w:ascii="Charis SIL Regular" w:hAnsi="Charis SIL Regular" w:eastAsia="Charis SIL Regular"/>
-          <w:b w:val="0"/>
-          <w:i w:val="0"/>
-          <w:color w:val="0000FF"/>
-          <w:sz w:val="24"/>
-        </w:rPr>
-        <w:t xml:space="preserve"> </w:t>
-      </w:r>
-      <w:r>
-        <w:rPr>
-          <w:rFonts w:ascii="Charis SIL Regular" w:hAnsi="Charis SIL Regular" w:eastAsia="Charis SIL Regular"/>
-          <w:b w:val="0"/>
-          <w:i w:val="0"/>
-          <w:color w:val="0000FF"/>
-          <w:sz w:val="24"/>
-        </w:rPr>
-        <w:hyperlink r:id="rId11" w:history="1">
-          <w:r>
-            <w:rPr>
-              <w:rStyle w:val="Hyperlink"/>
-            </w:rPr>
-            <w:t>Stei</w:t>
-          </w:r>
-        </w:hyperlink>
-      </w:r>
-      <w:r>
-        <w:rPr>
-          <w:rFonts w:ascii="Charis SIL Regular" w:hAnsi="Charis SIL Regular" w:eastAsia="Charis SIL Regular"/>
-          <w:b w:val="0"/>
-          <w:i w:val="0"/>
-          <w:color w:val="0000FF"/>
-          <w:sz w:val="24"/>
-        </w:rPr>
-        <w:hyperlink r:id="rId11" w:history="1">
-          <w:r>
-            <w:rPr>
-              <w:rStyle w:val="Hyperlink"/>
-            </w:rPr>
-            <w:t>n</w:t>
-          </w:r>
-        </w:hyperlink>
-      </w:r>
-      <w:r>
-        <w:rPr>
-          <w:rFonts w:ascii="Charis SIL Regular" w:hAnsi="Charis SIL Regular" w:eastAsia="Charis SIL Regular"/>
-          <w:b w:val="0"/>
-          <w:i w:val="0"/>
-          <w:color w:val="0000FF"/>
-          <w:sz w:val="24"/>
-        </w:rPr>
-        <w:t xml:space="preserve"> </w:t>
-      </w:r>
-      <w:r>
-        <w:rPr>
-          <w:rFonts w:ascii="Charis SIL Regular" w:hAnsi="Charis SIL Regular" w:eastAsia="Charis SIL Regular"/>
-          <w:b w:val="0"/>
-          <w:i w:val="0"/>
-          <w:color w:val="0000FF"/>
-          <w:sz w:val="24"/>
-        </w:rPr>
-        <w:hyperlink r:id="rId11" w:history="1">
-          <w:r>
-            <w:rPr>
-              <w:rStyle w:val="Hyperlink"/>
-            </w:rPr>
-            <w:t>van</w:t>
-          </w:r>
-        </w:hyperlink>
-      </w:r>
-      <w:r>
-        <w:rPr>
-          <w:rFonts w:ascii="Charis SIL Regular" w:hAnsi="Charis SIL Regular" w:eastAsia="Charis SIL Regular"/>
-          <w:b w:val="0"/>
-          <w:i w:val="0"/>
-          <w:color w:val="0000FF"/>
-          <w:sz w:val="24"/>
-        </w:rPr>
-        <w:t xml:space="preserve"> </w:t>
-      </w:r>
-      <w:r>
-        <w:rPr>
-          <w:rFonts w:ascii="Charis SIL Regular" w:hAnsi="Charis SIL Regular" w:eastAsia="Charis SIL Regular"/>
-          <w:b w:val="0"/>
-          <w:i w:val="0"/>
-          <w:color w:val="0000FF"/>
-          <w:sz w:val="24"/>
-        </w:rPr>
-        <w:hyperlink r:id="rId11" w:history="1">
-          <w:r>
-            <w:rPr>
-              <w:rStyle w:val="Hyperlink"/>
-            </w:rPr>
-            <w:t>Goll</w:t>
-          </w:r>
-        </w:hyperlink>
-      </w:r>
-      <w:r>
-        <w:rPr>
-          <w:rFonts w:ascii="Charis SIL Regular" w:hAnsi="Charis SIL Regular" w:eastAsia="Charis SIL Regular"/>
-          <w:b w:val="0"/>
-          <w:i w:val="0"/>
-          <w:color w:val="0000FF"/>
-          <w:sz w:val="24"/>
-        </w:rPr>
-        <w:hyperlink r:id="rId11" w:history="1">
-          <w:r>
-            <w:rPr>
-              <w:rStyle w:val="Hyperlink"/>
-            </w:rPr>
-            <w:t>o</w:t>
-          </w:r>
-        </w:hyperlink>
-      </w:r>
-      <w:r>
-        <w:rPr>
-          <w:rFonts w:ascii="Charis SIL Regular" w:hAnsi="Charis SIL Regular" w:eastAsia="Charis SIL Regular"/>
-          <w:b w:val="0"/>
-          <w:i w:val="0"/>
-          <w:color w:val="0000FF"/>
-          <w:sz w:val="24"/>
-        </w:rPr>
-        <w:hyperlink r:id="rId11" w:history="1">
-          <w:r>
-            <w:rPr>
-              <w:rStyle w:val="Hyperlink"/>
-            </w:rPr>
-            <w:t>ne</w:t>
-          </w:r>
-        </w:hyperlink>
-      </w:r>
-      <w:r>
-        <w:rPr>
-          <w:rFonts w:ascii="Charis SIL Regular" w:hAnsi="Charis SIL Regular" w:eastAsia="Charis SIL Regular"/>
-          <w:b w:val="0"/>
-          <w:i w:val="0"/>
-          <w:color w:val="0000FF"/>
-          <w:sz w:val="24"/>
-        </w:rPr>
-        <w:hyperlink r:id="rId11" w:history="1">
-          <w:r>
-            <w:rPr>
-              <w:rStyle w:val="Hyperlink"/>
-            </w:rPr>
-            <w:t>s</w:t>
-          </w:r>
-        </w:hyperlink>
-      </w:r>
-      <w:r>
-        <w:rPr>
-          <w:rFonts w:ascii="Charis SIL Regular" w:hAnsi="Charis SIL Regular" w:eastAsia="Charis SIL Regular"/>
-          <w:b w:val="0"/>
-          <w:i w:val="0"/>
-          <w:color w:val="0000FF"/>
-          <w:sz w:val="24"/>
-        </w:rPr>
-        <w:hyperlink r:id="rId11" w:history="1">
-          <w:r>
-            <w:rPr>
-              <w:rStyle w:val="Hyperlink"/>
-            </w:rPr>
-            <w:t>se,</w:t>
-          </w:r>
-        </w:hyperlink>
-      </w:r>
-      <w:r>
-        <w:rPr>
-          <w:rFonts w:ascii="Charis SIL Regular" w:hAnsi="Charis SIL Regular" w:eastAsia="Charis SIL Regular"/>
-          <w:b w:val="0"/>
-          <w:i w:val="0"/>
-          <w:color w:val="0000FF"/>
-          <w:sz w:val="24"/>
-        </w:rPr>
-        <w:t xml:space="preserve"> </w:t>
-      </w:r>
-      <w:r>
-        <w:rPr>
-          <w:rFonts w:ascii="Charis SIL Regular" w:hAnsi="Charis SIL Regular" w:eastAsia="Charis SIL Regular"/>
-          <w:b w:val="0"/>
-          <w:i w:val="0"/>
-          <w:color w:val="0000FF"/>
-          <w:sz w:val="24"/>
-        </w:rPr>
-        <w:hyperlink r:id="rId11" w:history="1">
-          <w:r>
-            <w:rPr>
-              <w:rStyle w:val="Hyperlink"/>
-            </w:rPr>
-            <w:t>co</w:t>
-          </w:r>
-        </w:hyperlink>
-      </w:r>
-      <w:r>
-        <w:rPr>
-          <w:rFonts w:ascii="Charis SIL Regular" w:hAnsi="Charis SIL Regular" w:eastAsia="Charis SIL Regular"/>
-          <w:b w:val="0"/>
-          <w:i w:val="0"/>
-          <w:color w:val="0000FF"/>
-          <w:sz w:val="24"/>
-        </w:rPr>
-        <w:hyperlink r:id="rId11" w:history="1">
-          <w:r>
-            <w:rPr>
-              <w:rStyle w:val="Hyperlink"/>
-            </w:rPr>
-            <w:t>n</w:t>
-          </w:r>
-        </w:hyperlink>
-      </w:r>
-      <w:r>
-        <w:rPr>
-          <w:rFonts w:ascii="Charis SIL Regular" w:hAnsi="Charis SIL Regular" w:eastAsia="Charis SIL Regular"/>
-          <w:b w:val="0"/>
-          <w:i w:val="0"/>
-          <w:color w:val="0000FF"/>
-          <w:sz w:val="24"/>
-        </w:rPr>
-        <w:hyperlink r:id="rId11" w:history="1">
-          <w:r>
-            <w:rPr>
-              <w:rStyle w:val="Hyperlink"/>
-            </w:rPr>
-            <w:t>cerning</w:t>
-          </w:r>
-        </w:hyperlink>
-      </w:r>
-      <w:r>
-        <w:rPr>
-          <w:rFonts w:ascii="Charis SIL Regular" w:hAnsi="Charis SIL Regular" w:eastAsia="Charis SIL Regular"/>
-          <w:b w:val="0"/>
-          <w:i w:val="0"/>
-          <w:color w:val="0000FF"/>
-          <w:sz w:val="24"/>
-        </w:rPr>
-        <w:t xml:space="preserve"> </w:t>
-      </w:r>
-      <w:r>
-        <w:rPr>
-          <w:rFonts w:ascii="Charis SIL Regular" w:hAnsi="Charis SIL Regular" w:eastAsia="Charis SIL Regular"/>
-          <w:b w:val="0"/>
-          <w:i w:val="0"/>
-          <w:color w:val="0000FF"/>
-          <w:sz w:val="24"/>
-        </w:rPr>
-        <w:hyperlink r:id="rId11" w:history="1">
-          <w:r>
-            <w:rPr>
-              <w:rStyle w:val="Hyperlink"/>
-            </w:rPr>
-            <w:t>t</w:t>
-          </w:r>
-        </w:hyperlink>
-      </w:r>
-      <w:r>
-        <w:rPr>
-          <w:rFonts w:ascii="Charis SIL Regular" w:hAnsi="Charis SIL Regular" w:eastAsia="Charis SIL Regular"/>
-          <w:b w:val="0"/>
-          <w:i w:val="0"/>
-          <w:color w:val="0000FF"/>
-          <w:sz w:val="24"/>
-        </w:rPr>
-        <w:hyperlink r:id="rId11" w:history="1">
-          <w:r>
-            <w:rPr>
-              <w:rStyle w:val="Hyperlink"/>
-            </w:rPr>
-            <w:t>h</w:t>
-          </w:r>
-        </w:hyperlink>
-      </w:r>
-      <w:r>
-        <w:rPr>
-          <w:rFonts w:ascii="Charis SIL Regular" w:hAnsi="Charis SIL Regular" w:eastAsia="Charis SIL Regular"/>
-          <w:b w:val="0"/>
-          <w:i w:val="0"/>
-          <w:color w:val="0000FF"/>
-          <w:sz w:val="24"/>
-        </w:rPr>
-        <w:hyperlink r:id="rId11" w:history="1">
-          <w:r>
-            <w:rPr>
-              <w:rStyle w:val="Hyperlink"/>
-            </w:rPr>
-            <w:t>e</w:t>
-          </w:r>
-        </w:hyperlink>
-      </w:r>
-      <w:r>
-        <w:rPr>
-          <w:rFonts w:ascii="Charis SIL Regular" w:hAnsi="Charis SIL Regular" w:eastAsia="Charis SIL Regular"/>
-          <w:b w:val="0"/>
-          <w:i w:val="0"/>
-          <w:color w:val="0000FF"/>
-          <w:sz w:val="24"/>
-        </w:rPr>
-        <w:t xml:space="preserve"> </w:t>
-      </w:r>
-      <w:r>
-        <w:rPr>
-          <w:rFonts w:ascii="Charis SIL Regular" w:hAnsi="Charis SIL Regular" w:eastAsia="Charis SIL Regular"/>
-          <w:b w:val="0"/>
-          <w:i w:val="0"/>
-          <w:color w:val="0000FF"/>
-          <w:sz w:val="24"/>
-        </w:rPr>
-        <w:hyperlink r:id="rId11" w:history="1">
-          <w:r>
-            <w:rPr>
-              <w:rStyle w:val="Hyperlink"/>
-            </w:rPr>
-            <w:t>t</w:t>
-          </w:r>
-        </w:hyperlink>
-      </w:r>
-      <w:r>
-        <w:rPr>
-          <w:rFonts w:ascii="Charis SIL Regular" w:hAnsi="Charis SIL Regular" w:eastAsia="Charis SIL Regular"/>
-          <w:b w:val="0"/>
-          <w:i w:val="0"/>
-          <w:color w:val="0000FF"/>
-          <w:sz w:val="24"/>
-        </w:rPr>
-        <w:hyperlink r:id="rId11" w:history="1">
-          <w:r>
-            <w:rPr>
-              <w:rStyle w:val="Hyperlink"/>
-            </w:rPr>
-            <w:t>ranspo</w:t>
-          </w:r>
-        </w:hyperlink>
-      </w:r>
-      <w:r>
-        <w:rPr>
-          <w:rFonts w:ascii="Charis SIL Regular" w:hAnsi="Charis SIL Regular" w:eastAsia="Charis SIL Regular"/>
-          <w:b w:val="0"/>
-          <w:i w:val="0"/>
-          <w:color w:val="0000FF"/>
-          <w:sz w:val="24"/>
-        </w:rPr>
-        <w:hyperlink r:id="rId11" w:history="1">
-          <w:r>
-            <w:rPr>
-              <w:rStyle w:val="Hyperlink"/>
-            </w:rPr>
-            <w:t>rt</w:t>
-          </w:r>
-        </w:hyperlink>
-      </w:r>
-      <w:r>
-        <w:rPr>
-          <w:rFonts w:ascii="Charis SIL Regular" w:hAnsi="Charis SIL Regular" w:eastAsia="Charis SIL Regular"/>
-          <w:b w:val="0"/>
-          <w:i w:val="0"/>
-          <w:color w:val="0000FF"/>
-          <w:sz w:val="24"/>
-        </w:rPr>
-        <w:t xml:space="preserve"> </w:t>
-      </w:r>
-      <w:r>
-        <w:rPr>
-          <w:rFonts w:ascii="Charis SIL Regular" w:hAnsi="Charis SIL Regular" w:eastAsia="Charis SIL Regular"/>
-          <w:b w:val="0"/>
-          <w:i w:val="0"/>
-          <w:color w:val="0000FF"/>
-          <w:sz w:val="24"/>
-        </w:rPr>
-        <w:hyperlink r:id="rId11" w:history="1">
-          <w:r>
-            <w:rPr>
-              <w:rStyle w:val="Hyperlink"/>
-            </w:rPr>
-            <w:t>o</w:t>
-          </w:r>
-        </w:hyperlink>
-      </w:r>
-      <w:r>
-        <w:rPr>
-          <w:rFonts w:ascii="Charis SIL Regular" w:hAnsi="Charis SIL Regular" w:eastAsia="Charis SIL Regular"/>
-          <w:b w:val="0"/>
-          <w:i w:val="0"/>
-          <w:color w:val="0000FF"/>
-          <w:sz w:val="24"/>
-        </w:rPr>
-        <w:hyperlink r:id="rId11" w:history="1">
-          <w:r>
-            <w:rPr>
-              <w:rStyle w:val="Hyperlink"/>
-            </w:rPr>
-            <w:t>f</w:t>
-          </w:r>
-        </w:hyperlink>
-      </w:r>
-      <w:r>
-        <w:rPr>
-          <w:rFonts w:ascii="Charis SIL Regular" w:hAnsi="Charis SIL Regular" w:eastAsia="Charis SIL Regular"/>
-          <w:b w:val="0"/>
-          <w:i w:val="0"/>
-          <w:color w:val="0000FF"/>
-          <w:sz w:val="24"/>
-        </w:rPr>
-        <w:t xml:space="preserve"> </w:t>
-      </w:r>
-      <w:r>
-        <w:rPr>
-          <w:rFonts w:ascii="Charis SIL Regular" w:hAnsi="Charis SIL Regular" w:eastAsia="Charis SIL Regular"/>
-          <w:b w:val="0"/>
-          <w:i w:val="0"/>
-          <w:color w:val="0000FF"/>
-          <w:sz w:val="24"/>
-        </w:rPr>
-        <w:hyperlink r:id="rId11" w:history="1">
-          <w:r>
-            <w:rPr>
-              <w:rStyle w:val="Hyperlink"/>
-            </w:rPr>
-            <w:t>B</w:t>
-          </w:r>
-        </w:hyperlink>
-      </w:r>
-      <w:r>
-        <w:rPr>
-          <w:rFonts w:ascii="Charis SIL Regular" w:hAnsi="Charis SIL Regular" w:eastAsia="Charis SIL Regular"/>
-          <w:b w:val="0"/>
-          <w:i w:val="0"/>
-          <w:color w:val="0000FF"/>
-          <w:sz w:val="24"/>
-        </w:rPr>
-        <w:hyperlink r:id="rId11" w:history="1">
-          <w:r>
-            <w:rPr>
-              <w:rStyle w:val="Hyperlink"/>
-            </w:rPr>
-            <w:t>u</w:t>
-          </w:r>
-        </w:hyperlink>
-      </w:r>
-      <w:r>
-        <w:rPr>
-          <w:rFonts w:ascii="Charis SIL Regular" w:hAnsi="Charis SIL Regular" w:eastAsia="Charis SIL Regular"/>
-          <w:b w:val="0"/>
-          <w:i w:val="0"/>
-          <w:color w:val="0000FF"/>
-          <w:sz w:val="24"/>
-        </w:rPr>
-        <w:hyperlink r:id="rId11" w:history="1">
-          <w:r>
-            <w:rPr>
-              <w:rStyle w:val="Hyperlink"/>
-            </w:rPr>
-            <w:t>ddhist</w:t>
-          </w:r>
-        </w:hyperlink>
-      </w:r>
-      <w:r>
-        <w:rPr>
-          <w:rFonts w:ascii="Charis SIL Regular" w:hAnsi="Charis SIL Regular" w:eastAsia="Charis SIL Regular"/>
-          <w:b w:val="0"/>
-          <w:i w:val="0"/>
-          <w:color w:val="0000FF"/>
-          <w:sz w:val="24"/>
-        </w:rPr>
-        <w:t xml:space="preserve"> </w:t>
-      </w:r>
-      <w:r>
-        <w:rPr>
-          <w:rFonts w:ascii="Charis SIL Regular" w:hAnsi="Charis SIL Regular" w:eastAsia="Charis SIL Regular"/>
-          <w:b w:val="0"/>
-          <w:i w:val="0"/>
-          <w:color w:val="0000FF"/>
-          <w:sz w:val="24"/>
-        </w:rPr>
-        <w:hyperlink r:id="rId11" w:history="1">
-          <w:r>
-            <w:rPr>
-              <w:rStyle w:val="Hyperlink"/>
-            </w:rPr>
-            <w:t>m</w:t>
-          </w:r>
-        </w:hyperlink>
+        <w:t>Julius Valentijn Stein van Gollonesse, concerning the transport of Buddhist m</w:t>
       </w:r>
       <w:r>
         <w:rPr>
@@ -4818,7 +4787,7 @@
           <w:sz w:val="24"/>
           <w:u w:val="single"/>
         </w:rPr>
-        <w:hyperlink r:id="rId14" w:history="1">
+        <w:hyperlink r:id="rId13" w:history="1">
           <w:r>
             <w:rPr>
               <w:rStyle w:val="Hyperlink"/>

--- a/EXPORTS/DOCX/review/niveau2/Dutch/Sri Lanka.docx
+++ b/EXPORTS/DOCX/review/niveau2/Dutch/Sri Lanka.docx
@@ -963,7 +963,6 @@
           <w:i w:val="0"/>
           <w:color w:val="0000FF"/>
           <w:sz w:val="24"/>
-          <w:u w:val="single"/>
         </w:rPr>
         <w:hyperlink r:id="rId10" w:history="1">
           <w:r>
@@ -1371,7 +1370,7 @@
           <w:color w:val="0000FF"/>
           <w:sz w:val="24"/>
         </w:rPr>
-        <w:hyperlink r:id="rId10" w:history="1">
+        <w:hyperlink r:id="rId11" w:history="1">
           <w:r>
             <w:rPr>
               <w:rStyle w:val="Hyperlink"/>
@@ -1831,7 +1830,556 @@
           <w:color w:val="0000FF"/>
           <w:sz w:val="24"/>
         </w:rPr>
-        <w:t>Julius Valentijn Stein van Gollonesse, concerning the transport of Buddhist m</w:t>
+        <w:hyperlink r:id="rId11" w:history="1">
+          <w:r>
+            <w:rPr>
+              <w:rStyle w:val="Hyperlink"/>
+            </w:rPr>
+            <w:t>Julius</w:t>
+          </w:r>
+        </w:hyperlink>
+      </w:r>
+      <w:r>
+        <w:rPr>
+          <w:rFonts w:ascii="Charis SIL Regular" w:hAnsi="Charis SIL Regular" w:eastAsia="Charis SIL Regular"/>
+          <w:b w:val="0"/>
+          <w:i w:val="0"/>
+          <w:color w:val="0000FF"/>
+          <w:sz w:val="24"/>
+        </w:rPr>
+        <w:t xml:space="preserve"> </w:t>
+      </w:r>
+      <w:r>
+        <w:rPr>
+          <w:rFonts w:ascii="Charis SIL Regular" w:hAnsi="Charis SIL Regular" w:eastAsia="Charis SIL Regular"/>
+          <w:b w:val="0"/>
+          <w:i w:val="0"/>
+          <w:color w:val="0000FF"/>
+          <w:sz w:val="24"/>
+        </w:rPr>
+        <w:hyperlink r:id="rId11" w:history="1">
+          <w:r>
+            <w:rPr>
+              <w:rStyle w:val="Hyperlink"/>
+            </w:rPr>
+            <w:t>Valent</w:t>
+          </w:r>
+        </w:hyperlink>
+      </w:r>
+      <w:r>
+        <w:rPr>
+          <w:rFonts w:ascii="Charis SIL Regular" w:hAnsi="Charis SIL Regular" w:eastAsia="Charis SIL Regular"/>
+          <w:b w:val="0"/>
+          <w:i w:val="0"/>
+          <w:color w:val="0000FF"/>
+          <w:sz w:val="24"/>
+        </w:rPr>
+        <w:hyperlink r:id="rId11" w:history="1">
+          <w:r>
+            <w:rPr>
+              <w:rStyle w:val="Hyperlink"/>
+            </w:rPr>
+            <w:t>i</w:t>
+          </w:r>
+        </w:hyperlink>
+      </w:r>
+      <w:r>
+        <w:rPr>
+          <w:rFonts w:ascii="Charis SIL Regular" w:hAnsi="Charis SIL Regular" w:eastAsia="Charis SIL Regular"/>
+          <w:b w:val="0"/>
+          <w:i w:val="0"/>
+          <w:color w:val="0000FF"/>
+          <w:sz w:val="24"/>
+        </w:rPr>
+        <w:hyperlink r:id="rId11" w:history="1">
+          <w:r>
+            <w:rPr>
+              <w:rStyle w:val="Hyperlink"/>
+            </w:rPr>
+            <w:t>jn</w:t>
+          </w:r>
+        </w:hyperlink>
+      </w:r>
+      <w:r>
+        <w:rPr>
+          <w:rFonts w:ascii="Charis SIL Regular" w:hAnsi="Charis SIL Regular" w:eastAsia="Charis SIL Regular"/>
+          <w:b w:val="0"/>
+          <w:i w:val="0"/>
+          <w:color w:val="0000FF"/>
+          <w:sz w:val="24"/>
+        </w:rPr>
+        <w:t xml:space="preserve"> </w:t>
+      </w:r>
+      <w:r>
+        <w:rPr>
+          <w:rFonts w:ascii="Charis SIL Regular" w:hAnsi="Charis SIL Regular" w:eastAsia="Charis SIL Regular"/>
+          <w:b w:val="0"/>
+          <w:i w:val="0"/>
+          <w:color w:val="0000FF"/>
+          <w:sz w:val="24"/>
+        </w:rPr>
+        <w:hyperlink r:id="rId11" w:history="1">
+          <w:r>
+            <w:rPr>
+              <w:rStyle w:val="Hyperlink"/>
+            </w:rPr>
+            <w:t>Stei</w:t>
+          </w:r>
+        </w:hyperlink>
+      </w:r>
+      <w:r>
+        <w:rPr>
+          <w:rFonts w:ascii="Charis SIL Regular" w:hAnsi="Charis SIL Regular" w:eastAsia="Charis SIL Regular"/>
+          <w:b w:val="0"/>
+          <w:i w:val="0"/>
+          <w:color w:val="0000FF"/>
+          <w:sz w:val="24"/>
+        </w:rPr>
+        <w:hyperlink r:id="rId11" w:history="1">
+          <w:r>
+            <w:rPr>
+              <w:rStyle w:val="Hyperlink"/>
+            </w:rPr>
+            <w:t>n</w:t>
+          </w:r>
+        </w:hyperlink>
+      </w:r>
+      <w:r>
+        <w:rPr>
+          <w:rFonts w:ascii="Charis SIL Regular" w:hAnsi="Charis SIL Regular" w:eastAsia="Charis SIL Regular"/>
+          <w:b w:val="0"/>
+          <w:i w:val="0"/>
+          <w:color w:val="0000FF"/>
+          <w:sz w:val="24"/>
+        </w:rPr>
+        <w:t xml:space="preserve"> </w:t>
+      </w:r>
+      <w:r>
+        <w:rPr>
+          <w:rFonts w:ascii="Charis SIL Regular" w:hAnsi="Charis SIL Regular" w:eastAsia="Charis SIL Regular"/>
+          <w:b w:val="0"/>
+          <w:i w:val="0"/>
+          <w:color w:val="0000FF"/>
+          <w:sz w:val="24"/>
+        </w:rPr>
+        <w:hyperlink r:id="rId11" w:history="1">
+          <w:r>
+            <w:rPr>
+              <w:rStyle w:val="Hyperlink"/>
+            </w:rPr>
+            <w:t>van</w:t>
+          </w:r>
+        </w:hyperlink>
+      </w:r>
+      <w:r>
+        <w:rPr>
+          <w:rFonts w:ascii="Charis SIL Regular" w:hAnsi="Charis SIL Regular" w:eastAsia="Charis SIL Regular"/>
+          <w:b w:val="0"/>
+          <w:i w:val="0"/>
+          <w:color w:val="0000FF"/>
+          <w:sz w:val="24"/>
+        </w:rPr>
+        <w:t xml:space="preserve"> </w:t>
+      </w:r>
+      <w:r>
+        <w:rPr>
+          <w:rFonts w:ascii="Charis SIL Regular" w:hAnsi="Charis SIL Regular" w:eastAsia="Charis SIL Regular"/>
+          <w:b w:val="0"/>
+          <w:i w:val="0"/>
+          <w:color w:val="0000FF"/>
+          <w:sz w:val="24"/>
+        </w:rPr>
+        <w:hyperlink r:id="rId11" w:history="1">
+          <w:r>
+            <w:rPr>
+              <w:rStyle w:val="Hyperlink"/>
+            </w:rPr>
+            <w:t>Goll</w:t>
+          </w:r>
+        </w:hyperlink>
+      </w:r>
+      <w:r>
+        <w:rPr>
+          <w:rFonts w:ascii="Charis SIL Regular" w:hAnsi="Charis SIL Regular" w:eastAsia="Charis SIL Regular"/>
+          <w:b w:val="0"/>
+          <w:i w:val="0"/>
+          <w:color w:val="0000FF"/>
+          <w:sz w:val="24"/>
+        </w:rPr>
+        <w:hyperlink r:id="rId11" w:history="1">
+          <w:r>
+            <w:rPr>
+              <w:rStyle w:val="Hyperlink"/>
+            </w:rPr>
+            <w:t>o</w:t>
+          </w:r>
+        </w:hyperlink>
+      </w:r>
+      <w:r>
+        <w:rPr>
+          <w:rFonts w:ascii="Charis SIL Regular" w:hAnsi="Charis SIL Regular" w:eastAsia="Charis SIL Regular"/>
+          <w:b w:val="0"/>
+          <w:i w:val="0"/>
+          <w:color w:val="0000FF"/>
+          <w:sz w:val="24"/>
+        </w:rPr>
+        <w:hyperlink r:id="rId11" w:history="1">
+          <w:r>
+            <w:rPr>
+              <w:rStyle w:val="Hyperlink"/>
+            </w:rPr>
+            <w:t>ne</w:t>
+          </w:r>
+        </w:hyperlink>
+      </w:r>
+      <w:r>
+        <w:rPr>
+          <w:rFonts w:ascii="Charis SIL Regular" w:hAnsi="Charis SIL Regular" w:eastAsia="Charis SIL Regular"/>
+          <w:b w:val="0"/>
+          <w:i w:val="0"/>
+          <w:color w:val="0000FF"/>
+          <w:sz w:val="24"/>
+        </w:rPr>
+        <w:hyperlink r:id="rId11" w:history="1">
+          <w:r>
+            <w:rPr>
+              <w:rStyle w:val="Hyperlink"/>
+            </w:rPr>
+            <w:t>s</w:t>
+          </w:r>
+        </w:hyperlink>
+      </w:r>
+      <w:r>
+        <w:rPr>
+          <w:rFonts w:ascii="Charis SIL Regular" w:hAnsi="Charis SIL Regular" w:eastAsia="Charis SIL Regular"/>
+          <w:b w:val="0"/>
+          <w:i w:val="0"/>
+          <w:color w:val="0000FF"/>
+          <w:sz w:val="24"/>
+        </w:rPr>
+        <w:hyperlink r:id="rId11" w:history="1">
+          <w:r>
+            <w:rPr>
+              <w:rStyle w:val="Hyperlink"/>
+            </w:rPr>
+            <w:t>se,</w:t>
+          </w:r>
+        </w:hyperlink>
+      </w:r>
+      <w:r>
+        <w:rPr>
+          <w:rFonts w:ascii="Charis SIL Regular" w:hAnsi="Charis SIL Regular" w:eastAsia="Charis SIL Regular"/>
+          <w:b w:val="0"/>
+          <w:i w:val="0"/>
+          <w:color w:val="0000FF"/>
+          <w:sz w:val="24"/>
+        </w:rPr>
+        <w:t xml:space="preserve"> </w:t>
+      </w:r>
+      <w:r>
+        <w:rPr>
+          <w:rFonts w:ascii="Charis SIL Regular" w:hAnsi="Charis SIL Regular" w:eastAsia="Charis SIL Regular"/>
+          <w:b w:val="0"/>
+          <w:i w:val="0"/>
+          <w:color w:val="0000FF"/>
+          <w:sz w:val="24"/>
+        </w:rPr>
+        <w:hyperlink r:id="rId11" w:history="1">
+          <w:r>
+            <w:rPr>
+              <w:rStyle w:val="Hyperlink"/>
+            </w:rPr>
+            <w:t>co</w:t>
+          </w:r>
+        </w:hyperlink>
+      </w:r>
+      <w:r>
+        <w:rPr>
+          <w:rFonts w:ascii="Charis SIL Regular" w:hAnsi="Charis SIL Regular" w:eastAsia="Charis SIL Regular"/>
+          <w:b w:val="0"/>
+          <w:i w:val="0"/>
+          <w:color w:val="0000FF"/>
+          <w:sz w:val="24"/>
+        </w:rPr>
+        <w:hyperlink r:id="rId11" w:history="1">
+          <w:r>
+            <w:rPr>
+              <w:rStyle w:val="Hyperlink"/>
+            </w:rPr>
+            <w:t>n</w:t>
+          </w:r>
+        </w:hyperlink>
+      </w:r>
+      <w:r>
+        <w:rPr>
+          <w:rFonts w:ascii="Charis SIL Regular" w:hAnsi="Charis SIL Regular" w:eastAsia="Charis SIL Regular"/>
+          <w:b w:val="0"/>
+          <w:i w:val="0"/>
+          <w:color w:val="0000FF"/>
+          <w:sz w:val="24"/>
+        </w:rPr>
+        <w:hyperlink r:id="rId11" w:history="1">
+          <w:r>
+            <w:rPr>
+              <w:rStyle w:val="Hyperlink"/>
+            </w:rPr>
+            <w:t>cerning</w:t>
+          </w:r>
+        </w:hyperlink>
+      </w:r>
+      <w:r>
+        <w:rPr>
+          <w:rFonts w:ascii="Charis SIL Regular" w:hAnsi="Charis SIL Regular" w:eastAsia="Charis SIL Regular"/>
+          <w:b w:val="0"/>
+          <w:i w:val="0"/>
+          <w:color w:val="0000FF"/>
+          <w:sz w:val="24"/>
+        </w:rPr>
+        <w:t xml:space="preserve"> </w:t>
+      </w:r>
+      <w:r>
+        <w:rPr>
+          <w:rFonts w:ascii="Charis SIL Regular" w:hAnsi="Charis SIL Regular" w:eastAsia="Charis SIL Regular"/>
+          <w:b w:val="0"/>
+          <w:i w:val="0"/>
+          <w:color w:val="0000FF"/>
+          <w:sz w:val="24"/>
+        </w:rPr>
+        <w:hyperlink r:id="rId11" w:history="1">
+          <w:r>
+            <w:rPr>
+              <w:rStyle w:val="Hyperlink"/>
+            </w:rPr>
+            <w:t>t</w:t>
+          </w:r>
+        </w:hyperlink>
+      </w:r>
+      <w:r>
+        <w:rPr>
+          <w:rFonts w:ascii="Charis SIL Regular" w:hAnsi="Charis SIL Regular" w:eastAsia="Charis SIL Regular"/>
+          <w:b w:val="0"/>
+          <w:i w:val="0"/>
+          <w:color w:val="0000FF"/>
+          <w:sz w:val="24"/>
+        </w:rPr>
+        <w:hyperlink r:id="rId11" w:history="1">
+          <w:r>
+            <w:rPr>
+              <w:rStyle w:val="Hyperlink"/>
+            </w:rPr>
+            <w:t>h</w:t>
+          </w:r>
+        </w:hyperlink>
+      </w:r>
+      <w:r>
+        <w:rPr>
+          <w:rFonts w:ascii="Charis SIL Regular" w:hAnsi="Charis SIL Regular" w:eastAsia="Charis SIL Regular"/>
+          <w:b w:val="0"/>
+          <w:i w:val="0"/>
+          <w:color w:val="0000FF"/>
+          <w:sz w:val="24"/>
+        </w:rPr>
+        <w:hyperlink r:id="rId11" w:history="1">
+          <w:r>
+            <w:rPr>
+              <w:rStyle w:val="Hyperlink"/>
+            </w:rPr>
+            <w:t>e</w:t>
+          </w:r>
+        </w:hyperlink>
+      </w:r>
+      <w:r>
+        <w:rPr>
+          <w:rFonts w:ascii="Charis SIL Regular" w:hAnsi="Charis SIL Regular" w:eastAsia="Charis SIL Regular"/>
+          <w:b w:val="0"/>
+          <w:i w:val="0"/>
+          <w:color w:val="0000FF"/>
+          <w:sz w:val="24"/>
+        </w:rPr>
+        <w:t xml:space="preserve"> </w:t>
+      </w:r>
+      <w:r>
+        <w:rPr>
+          <w:rFonts w:ascii="Charis SIL Regular" w:hAnsi="Charis SIL Regular" w:eastAsia="Charis SIL Regular"/>
+          <w:b w:val="0"/>
+          <w:i w:val="0"/>
+          <w:color w:val="0000FF"/>
+          <w:sz w:val="24"/>
+        </w:rPr>
+        <w:hyperlink r:id="rId11" w:history="1">
+          <w:r>
+            <w:rPr>
+              <w:rStyle w:val="Hyperlink"/>
+            </w:rPr>
+            <w:t>t</w:t>
+          </w:r>
+        </w:hyperlink>
+      </w:r>
+      <w:r>
+        <w:rPr>
+          <w:rFonts w:ascii="Charis SIL Regular" w:hAnsi="Charis SIL Regular" w:eastAsia="Charis SIL Regular"/>
+          <w:b w:val="0"/>
+          <w:i w:val="0"/>
+          <w:color w:val="0000FF"/>
+          <w:sz w:val="24"/>
+        </w:rPr>
+        <w:hyperlink r:id="rId11" w:history="1">
+          <w:r>
+            <w:rPr>
+              <w:rStyle w:val="Hyperlink"/>
+            </w:rPr>
+            <w:t>ranspo</w:t>
+          </w:r>
+        </w:hyperlink>
+      </w:r>
+      <w:r>
+        <w:rPr>
+          <w:rFonts w:ascii="Charis SIL Regular" w:hAnsi="Charis SIL Regular" w:eastAsia="Charis SIL Regular"/>
+          <w:b w:val="0"/>
+          <w:i w:val="0"/>
+          <w:color w:val="0000FF"/>
+          <w:sz w:val="24"/>
+        </w:rPr>
+        <w:hyperlink r:id="rId11" w:history="1">
+          <w:r>
+            <w:rPr>
+              <w:rStyle w:val="Hyperlink"/>
+            </w:rPr>
+            <w:t>rt</w:t>
+          </w:r>
+        </w:hyperlink>
+      </w:r>
+      <w:r>
+        <w:rPr>
+          <w:rFonts w:ascii="Charis SIL Regular" w:hAnsi="Charis SIL Regular" w:eastAsia="Charis SIL Regular"/>
+          <w:b w:val="0"/>
+          <w:i w:val="0"/>
+          <w:color w:val="0000FF"/>
+          <w:sz w:val="24"/>
+        </w:rPr>
+        <w:t xml:space="preserve"> </w:t>
+      </w:r>
+      <w:r>
+        <w:rPr>
+          <w:rFonts w:ascii="Charis SIL Regular" w:hAnsi="Charis SIL Regular" w:eastAsia="Charis SIL Regular"/>
+          <w:b w:val="0"/>
+          <w:i w:val="0"/>
+          <w:color w:val="0000FF"/>
+          <w:sz w:val="24"/>
+        </w:rPr>
+        <w:hyperlink r:id="rId11" w:history="1">
+          <w:r>
+            <w:rPr>
+              <w:rStyle w:val="Hyperlink"/>
+            </w:rPr>
+            <w:t>o</w:t>
+          </w:r>
+        </w:hyperlink>
+      </w:r>
+      <w:r>
+        <w:rPr>
+          <w:rFonts w:ascii="Charis SIL Regular" w:hAnsi="Charis SIL Regular" w:eastAsia="Charis SIL Regular"/>
+          <w:b w:val="0"/>
+          <w:i w:val="0"/>
+          <w:color w:val="0000FF"/>
+          <w:sz w:val="24"/>
+        </w:rPr>
+        <w:hyperlink r:id="rId11" w:history="1">
+          <w:r>
+            <w:rPr>
+              <w:rStyle w:val="Hyperlink"/>
+            </w:rPr>
+            <w:t>f</w:t>
+          </w:r>
+        </w:hyperlink>
+      </w:r>
+      <w:r>
+        <w:rPr>
+          <w:rFonts w:ascii="Charis SIL Regular" w:hAnsi="Charis SIL Regular" w:eastAsia="Charis SIL Regular"/>
+          <w:b w:val="0"/>
+          <w:i w:val="0"/>
+          <w:color w:val="0000FF"/>
+          <w:sz w:val="24"/>
+        </w:rPr>
+        <w:t xml:space="preserve"> </w:t>
+      </w:r>
+      <w:r>
+        <w:rPr>
+          <w:rFonts w:ascii="Charis SIL Regular" w:hAnsi="Charis SIL Regular" w:eastAsia="Charis SIL Regular"/>
+          <w:b w:val="0"/>
+          <w:i w:val="0"/>
+          <w:color w:val="0000FF"/>
+          <w:sz w:val="24"/>
+        </w:rPr>
+        <w:hyperlink r:id="rId11" w:history="1">
+          <w:r>
+            <w:rPr>
+              <w:rStyle w:val="Hyperlink"/>
+            </w:rPr>
+            <w:t>B</w:t>
+          </w:r>
+        </w:hyperlink>
+      </w:r>
+      <w:r>
+        <w:rPr>
+          <w:rFonts w:ascii="Charis SIL Regular" w:hAnsi="Charis SIL Regular" w:eastAsia="Charis SIL Regular"/>
+          <w:b w:val="0"/>
+          <w:i w:val="0"/>
+          <w:color w:val="0000FF"/>
+          <w:sz w:val="24"/>
+        </w:rPr>
+        <w:hyperlink r:id="rId11" w:history="1">
+          <w:r>
+            <w:rPr>
+              <w:rStyle w:val="Hyperlink"/>
+            </w:rPr>
+            <w:t>u</w:t>
+          </w:r>
+        </w:hyperlink>
+      </w:r>
+      <w:r>
+        <w:rPr>
+          <w:rFonts w:ascii="Charis SIL Regular" w:hAnsi="Charis SIL Regular" w:eastAsia="Charis SIL Regular"/>
+          <w:b w:val="0"/>
+          <w:i w:val="0"/>
+          <w:color w:val="0000FF"/>
+          <w:sz w:val="24"/>
+        </w:rPr>
+        <w:hyperlink r:id="rId11" w:history="1">
+          <w:r>
+            <w:rPr>
+              <w:rStyle w:val="Hyperlink"/>
+            </w:rPr>
+            <w:t>ddhist</w:t>
+          </w:r>
+        </w:hyperlink>
+      </w:r>
+      <w:r>
+        <w:rPr>
+          <w:rFonts w:ascii="Charis SIL Regular" w:hAnsi="Charis SIL Regular" w:eastAsia="Charis SIL Regular"/>
+          <w:b w:val="0"/>
+          <w:i w:val="0"/>
+          <w:color w:val="0000FF"/>
+          <w:sz w:val="24"/>
+        </w:rPr>
+        <w:t xml:space="preserve"> </w:t>
+      </w:r>
+      <w:r>
+        <w:rPr>
+          <w:rFonts w:ascii="Charis SIL Regular" w:hAnsi="Charis SIL Regular" w:eastAsia="Charis SIL Regular"/>
+          <w:b w:val="0"/>
+          <w:i w:val="0"/>
+          <w:color w:val="0000FF"/>
+          <w:sz w:val="24"/>
+        </w:rPr>
+        <w:hyperlink r:id="rId11" w:history="1">
+          <w:r>
+            <w:rPr>
+              <w:rStyle w:val="Hyperlink"/>
+            </w:rPr>
+            <w:t>m</w:t>
+          </w:r>
+        </w:hyperlink>
       </w:r>
       <w:r>
         <w:rPr>
@@ -2164,34 +2712,7 @@
             <w:rPr>
               <w:rStyle w:val="Hyperlink"/>
             </w:rPr>
-            <w:t>ndy,</w:t>
-          </w:r>
-        </w:hyperlink>
-      </w:r>
-      <w:r>
-        <w:rPr>
-          <w:rFonts w:ascii="Charis SIL Regular" w:hAnsi="Charis SIL Regular" w:eastAsia="Charis SIL Regular"/>
-          <w:b w:val="0"/>
-          <w:i w:val="0"/>
-          <w:color w:val="0000FF"/>
-          <w:sz w:val="24"/>
-        </w:rPr>
-        <w:t xml:space="preserve"> </w:t>
-      </w:r>
-      <w:r>
-        <w:rPr>
-          <w:rFonts w:ascii="Charis SIL Regular" w:hAnsi="Charis SIL Regular" w:eastAsia="Charis SIL Regular"/>
-          <w:b w:val="0"/>
-          <w:i w:val="0"/>
-          <w:color w:val="0000FF"/>
-          <w:sz w:val="24"/>
-        </w:rPr>
-        <w:hyperlink r:id="rId11" w:history="1">
-          <w:r>
-            <w:rPr>
-              <w:rStyle w:val="Hyperlink"/>
-            </w:rPr>
-            <w:t>1746.</w:t>
+            <w:t>ndy, 1746.</w:t>
           </w:r>
         </w:hyperlink>
       </w:r>
@@ -2493,439 +3014,8 @@
           <w:i w:val="0"/>
           <w:color w:val="0000FF"/>
           <w:sz w:val="24"/>
-          <w:u w:val="single"/>
-        </w:rPr>
-        <w:hyperlink r:id="rId11" w:history="1">
-          <w:r>
-            <w:rPr>
-              <w:rStyle w:val="Hyperlink"/>
-            </w:rPr>
-            <w:t>and</w:t>
-          </w:r>
-        </w:hyperlink>
-      </w:r>
-      <w:r>
-        <w:rPr>
-          <w:rFonts w:ascii="Charis SIL Regular" w:hAnsi="Charis SIL Regular" w:eastAsia="Charis SIL Regular"/>
-          <w:b w:val="0"/>
-          <w:i w:val="0"/>
-          <w:color w:val="0000FF"/>
-          <w:sz w:val="24"/>
-          <w:u w:val="single"/>
-        </w:rPr>
-        <w:t xml:space="preserve"> </w:t>
-      </w:r>
-      <w:r>
-        <w:rPr>
-          <w:rFonts w:ascii="Charis SIL Regular" w:hAnsi="Charis SIL Regular" w:eastAsia="Charis SIL Regular"/>
-          <w:b w:val="0"/>
-          <w:i w:val="0"/>
-          <w:color w:val="0000FF"/>
-          <w:sz w:val="24"/>
-          <w:u w:val="single"/>
-        </w:rPr>
-        <w:hyperlink r:id="rId11" w:history="1">
-          <w:r>
-            <w:rPr>
-              <w:rStyle w:val="Hyperlink"/>
-            </w:rPr>
-            <w:t>de</w:t>
-          </w:r>
-        </w:hyperlink>
-      </w:r>
-      <w:r>
-        <w:rPr>
-          <w:rFonts w:ascii="Charis SIL Regular" w:hAnsi="Charis SIL Regular" w:eastAsia="Charis SIL Regular"/>
-          <w:b w:val="0"/>
-          <w:i w:val="0"/>
-          <w:color w:val="0000FF"/>
-          <w:sz w:val="24"/>
-          <w:u w:val="single"/>
-        </w:rPr>
-        <w:hyperlink r:id="rId11" w:history="1">
-          <w:r>
-            <w:rPr>
-              <w:rStyle w:val="Hyperlink"/>
-            </w:rPr>
-            <w:t>co</w:t>
-          </w:r>
-        </w:hyperlink>
-      </w:r>
-      <w:r>
-        <w:rPr>
-          <w:rFonts w:ascii="Charis SIL Regular" w:hAnsi="Charis SIL Regular" w:eastAsia="Charis SIL Regular"/>
-          <w:b w:val="0"/>
-          <w:i w:val="0"/>
-          <w:color w:val="0000FF"/>
-          <w:sz w:val="24"/>
-          <w:u w:val="single"/>
-        </w:rPr>
-        <w:hyperlink r:id="rId11" w:history="1">
-          <w:r>
-            <w:rPr>
-              <w:rStyle w:val="Hyperlink"/>
-            </w:rPr>
-            <w:t>r</w:t>
-          </w:r>
-        </w:hyperlink>
-      </w:r>
-      <w:r>
-        <w:rPr>
-          <w:rFonts w:ascii="Charis SIL Regular" w:hAnsi="Charis SIL Regular" w:eastAsia="Charis SIL Regular"/>
-          <w:b w:val="0"/>
-          <w:i w:val="0"/>
-          <w:color w:val="0000FF"/>
-          <w:sz w:val="24"/>
-          <w:u w:val="single"/>
-        </w:rPr>
-        <w:hyperlink r:id="rId11" w:history="1">
-          <w:r>
-            <w:rPr>
-              <w:rStyle w:val="Hyperlink"/>
-            </w:rPr>
-            <w:t>ations</w:t>
-          </w:r>
-        </w:hyperlink>
-      </w:r>
-      <w:r>
-        <w:rPr>
-          <w:rFonts w:ascii="Charis SIL Regular" w:hAnsi="Charis SIL Regular" w:eastAsia="Charis SIL Regular"/>
-          <w:b w:val="0"/>
-          <w:i w:val="0"/>
-          <w:color w:val="0000FF"/>
-          <w:sz w:val="24"/>
-          <w:u w:val="single"/>
-        </w:rPr>
-        <w:t xml:space="preserve"> </w:t>
-      </w:r>
-      <w:r>
-        <w:rPr>
-          <w:rFonts w:ascii="Charis SIL Regular" w:hAnsi="Charis SIL Regular" w:eastAsia="Charis SIL Regular"/>
-          <w:b w:val="0"/>
-          <w:i w:val="0"/>
-          <w:color w:val="0000FF"/>
-          <w:sz w:val="24"/>
-          <w:u w:val="single"/>
-        </w:rPr>
-        <w:hyperlink r:id="rId11" w:history="1">
-          <w:r>
-            <w:rPr>
-              <w:rStyle w:val="Hyperlink"/>
-            </w:rPr>
-            <w:t>(</w:t>
-          </w:r>
-        </w:hyperlink>
-      </w:r>
-      <w:r>
-        <w:rPr>
-          <w:rFonts w:ascii="Charis SIL Regular" w:hAnsi="Charis SIL Regular" w:eastAsia="Charis SIL Regular"/>
-          <w:b w:val="0"/>
-          <w:i w:val="0"/>
-          <w:color w:val="0000FF"/>
-          <w:sz w:val="24"/>
-          <w:u w:val="single"/>
-        </w:rPr>
-        <w:hyperlink r:id="rId11" w:history="1">
-          <w:r>
-            <w:rPr>
-              <w:rStyle w:val="Hyperlink"/>
-            </w:rPr>
-            <w:t>len</w:t>
-          </w:r>
-        </w:hyperlink>
-      </w:r>
-      <w:r>
-        <w:rPr>
-          <w:rFonts w:ascii="Charis SIL Regular" w:hAnsi="Charis SIL Regular" w:eastAsia="Charis SIL Regular"/>
-          <w:b w:val="0"/>
-          <w:i w:val="0"/>
-          <w:color w:val="0000FF"/>
-          <w:sz w:val="24"/>
-          <w:u w:val="single"/>
-        </w:rPr>
-        <w:hyperlink r:id="rId11" w:history="1">
-          <w:r>
-            <w:rPr>
-              <w:rStyle w:val="Hyperlink"/>
-            </w:rPr>
-            <w:t>gt</w:t>
-          </w:r>
-        </w:hyperlink>
-      </w:r>
-      <w:r>
-        <w:rPr>
-          <w:rFonts w:ascii="Charis SIL Regular" w:hAnsi="Charis SIL Regular" w:eastAsia="Charis SIL Regular"/>
-          <w:b w:val="0"/>
-          <w:i w:val="0"/>
-          <w:color w:val="0000FF"/>
-          <w:sz w:val="24"/>
-          <w:u w:val="single"/>
-        </w:rPr>
-        <w:hyperlink r:id="rId11" w:history="1">
-          <w:r>
-            <w:rPr>
-              <w:rStyle w:val="Hyperlink"/>
-            </w:rPr>
-            <w:t>h</w:t>
-          </w:r>
-        </w:hyperlink>
-      </w:r>
-      <w:r>
-        <w:rPr>
-          <w:rFonts w:ascii="Charis SIL Regular" w:hAnsi="Charis SIL Regular" w:eastAsia="Charis SIL Regular"/>
-          <w:b w:val="0"/>
-          <w:i w:val="0"/>
-          <w:color w:val="0000FF"/>
-          <w:sz w:val="24"/>
-          <w:u w:val="single"/>
-        </w:rPr>
-        <w:t xml:space="preserve"> </w:t>
-      </w:r>
-      <w:r>
-        <w:rPr>
-          <w:rFonts w:ascii="Charis SIL Regular" w:hAnsi="Charis SIL Regular" w:eastAsia="Charis SIL Regular"/>
-          <w:b w:val="0"/>
-          <w:i w:val="0"/>
-          <w:color w:val="0000FF"/>
-          <w:sz w:val="24"/>
-          <w:u w:val="single"/>
-        </w:rPr>
-        <w:hyperlink r:id="rId11" w:history="1">
-          <w:r>
-            <w:rPr>
-              <w:rStyle w:val="Hyperlink"/>
-            </w:rPr>
-            <w:t>c.</w:t>
-          </w:r>
-        </w:hyperlink>
-      </w:r>
-      <w:r>
-        <w:rPr>
-          <w:rFonts w:ascii="Charis SIL Regular" w:hAnsi="Charis SIL Regular" w:eastAsia="Charis SIL Regular"/>
-          <w:b w:val="0"/>
-          <w:i w:val="0"/>
-          <w:color w:val="0000FF"/>
-          <w:sz w:val="24"/>
-          <w:u w:val="single"/>
-        </w:rPr>
-        <w:t xml:space="preserve"> </w:t>
-      </w:r>
-      <w:r>
-        <w:rPr>
-          <w:rFonts w:ascii="Charis SIL Regular" w:hAnsi="Charis SIL Regular" w:eastAsia="Charis SIL Regular"/>
-          <w:b w:val="0"/>
-          <w:i w:val="0"/>
-          <w:color w:val="0000FF"/>
-          <w:sz w:val="24"/>
-          <w:u w:val="single"/>
-        </w:rPr>
-        <w:hyperlink r:id="rId11" w:history="1">
-          <w:r>
-            <w:rPr>
-              <w:rStyle w:val="Hyperlink"/>
-            </w:rPr>
-            <w:t>180</w:t>
-          </w:r>
-        </w:hyperlink>
-      </w:r>
-      <w:r>
-        <w:rPr>
-          <w:rFonts w:ascii="Charis SIL Regular" w:hAnsi="Charis SIL Regular" w:eastAsia="Charis SIL Regular"/>
-          <w:b w:val="0"/>
-          <w:i w:val="0"/>
-          <w:color w:val="0000FF"/>
-          <w:sz w:val="24"/>
-          <w:u w:val="single"/>
-        </w:rPr>
-        <w:t xml:space="preserve"> </w:t>
-      </w:r>
-      <w:r>
-        <w:rPr>
-          <w:rFonts w:ascii="Charis SIL Regular" w:hAnsi="Charis SIL Regular" w:eastAsia="Charis SIL Regular"/>
-          <w:b w:val="0"/>
-          <w:i w:val="0"/>
-          <w:color w:val="0000FF"/>
-          <w:sz w:val="24"/>
-          <w:u w:val="single"/>
-        </w:rPr>
-        <w:hyperlink r:id="rId11" w:history="1">
-          <w:r>
-            <w:rPr>
-              <w:rStyle w:val="Hyperlink"/>
-            </w:rPr>
-            <w:t>c</w:t>
-          </w:r>
-        </w:hyperlink>
-      </w:r>
-      <w:r>
-        <w:rPr>
-          <w:rFonts w:ascii="Charis SIL Regular" w:hAnsi="Charis SIL Regular" w:eastAsia="Charis SIL Regular"/>
-          <w:b w:val="0"/>
-          <w:i w:val="0"/>
-          <w:color w:val="0000FF"/>
-          <w:sz w:val="24"/>
-          <w:u w:val="single"/>
-        </w:rPr>
-        <w:hyperlink r:id="rId11" w:history="1">
-          <w:r>
-            <w:rPr>
-              <w:rStyle w:val="Hyperlink"/>
-            </w:rPr>
-            <w:t>m</w:t>
-          </w:r>
-        </w:hyperlink>
-      </w:r>
-      <w:r>
-        <w:rPr>
-          <w:rFonts w:ascii="Charis SIL Regular" w:hAnsi="Charis SIL Regular" w:eastAsia="Charis SIL Regular"/>
-          <w:b w:val="0"/>
-          <w:i w:val="0"/>
-          <w:color w:val="0000FF"/>
-          <w:sz w:val="24"/>
-          <w:u w:val="single"/>
-        </w:rPr>
-        <w:hyperlink r:id="rId11" w:history="1">
-          <w:r>
-            <w:rPr>
-              <w:rStyle w:val="Hyperlink"/>
-            </w:rPr>
-            <w:t>,</w:t>
-          </w:r>
-        </w:hyperlink>
-      </w:r>
-      <w:r>
-        <w:rPr>
-          <w:rFonts w:ascii="Charis SIL Regular" w:hAnsi="Charis SIL Regular" w:eastAsia="Charis SIL Regular"/>
-          <w:b w:val="0"/>
-          <w:i w:val="0"/>
-          <w:color w:val="0000FF"/>
-          <w:sz w:val="24"/>
-          <w:u w:val="single"/>
-        </w:rPr>
-        <w:t xml:space="preserve"> </w:t>
-      </w:r>
-      <w:r>
-        <w:rPr>
-          <w:rFonts w:ascii="Charis SIL Regular" w:hAnsi="Charis SIL Regular" w:eastAsia="Charis SIL Regular"/>
-          <w:b w:val="0"/>
-          <w:i w:val="0"/>
-          <w:color w:val="0000FF"/>
-          <w:sz w:val="24"/>
-          <w:u w:val="single"/>
-        </w:rPr>
-        <w:hyperlink r:id="rId11" w:history="1">
-          <w:r>
-            <w:rPr>
-              <w:rStyle w:val="Hyperlink"/>
-            </w:rPr>
-            <w:t>f</w:t>
-          </w:r>
-        </w:hyperlink>
-      </w:r>
-      <w:r>
-        <w:rPr>
-          <w:rFonts w:ascii="Charis SIL Regular" w:hAnsi="Charis SIL Regular" w:eastAsia="Charis SIL Regular"/>
-          <w:b w:val="0"/>
-          <w:i w:val="0"/>
-          <w:color w:val="0000FF"/>
-          <w:sz w:val="24"/>
-          <w:u w:val="single"/>
-        </w:rPr>
-        <w:hyperlink r:id="rId11" w:history="1">
-          <w:r>
-            <w:rPr>
-              <w:rStyle w:val="Hyperlink"/>
-            </w:rPr>
-            <w:t>olded</w:t>
-          </w:r>
-        </w:hyperlink>
-      </w:r>
-      <w:r>
-        <w:rPr>
-          <w:rFonts w:ascii="Charis SIL Regular" w:hAnsi="Charis SIL Regular" w:eastAsia="Charis SIL Regular"/>
-          <w:b w:val="0"/>
-          <w:i w:val="0"/>
-          <w:color w:val="0000FF"/>
-          <w:sz w:val="24"/>
-          <w:u w:val="single"/>
-        </w:rPr>
-        <w:t xml:space="preserve"> </w:t>
-      </w:r>
-      <w:r>
-        <w:rPr>
-          <w:rFonts w:ascii="Charis SIL Regular" w:hAnsi="Charis SIL Regular" w:eastAsia="Charis SIL Regular"/>
-          <w:b w:val="0"/>
-          <w:i w:val="0"/>
-          <w:color w:val="0000FF"/>
-          <w:sz w:val="24"/>
-          <w:u w:val="single"/>
-        </w:rPr>
-        <w:hyperlink r:id="rId11" w:history="1">
-          <w:r>
-            <w:rPr>
-              <w:rStyle w:val="Hyperlink"/>
-            </w:rPr>
-            <w:t>6</w:t>
-          </w:r>
-        </w:hyperlink>
-      </w:r>
-      <w:r>
-        <w:rPr>
-          <w:rFonts w:ascii="Charis SIL Regular" w:hAnsi="Charis SIL Regular" w:eastAsia="Charis SIL Regular"/>
-          <w:b w:val="0"/>
-          <w:i w:val="0"/>
-          <w:color w:val="0000FF"/>
-          <w:sz w:val="24"/>
-          <w:u w:val="single"/>
-        </w:rPr>
-        <w:t xml:space="preserve"> </w:t>
-      </w:r>
-      <w:r>
-        <w:rPr>
-          <w:rFonts w:ascii="Charis SIL Regular" w:hAnsi="Charis SIL Regular" w:eastAsia="Charis SIL Regular"/>
-          <w:b w:val="0"/>
-          <w:i w:val="0"/>
-          <w:color w:val="0000FF"/>
-          <w:sz w:val="24"/>
-          <w:u w:val="single"/>
-        </w:rPr>
-        <w:hyperlink r:id="rId11" w:history="1">
-          <w:r>
-            <w:rPr>
-              <w:rStyle w:val="Hyperlink"/>
-            </w:rPr>
-            <w:t>×</w:t>
-          </w:r>
-        </w:hyperlink>
-      </w:r>
-      <w:r>
-        <w:rPr>
-          <w:rFonts w:ascii="Charis SIL Regular" w:hAnsi="Charis SIL Regular" w:eastAsia="Charis SIL Regular"/>
-          <w:b w:val="0"/>
-          <w:i w:val="0"/>
-          <w:color w:val="0000FF"/>
-          <w:sz w:val="24"/>
-          <w:u w:val="single"/>
-        </w:rPr>
-        <w:t xml:space="preserve"> </w:t>
-      </w:r>
-      <w:r>
-        <w:rPr>
-          <w:rFonts w:ascii="Charis SIL Regular" w:hAnsi="Charis SIL Regular" w:eastAsia="Charis SIL Regular"/>
-          <w:b w:val="0"/>
-          <w:i w:val="0"/>
-          <w:color w:val="0000FF"/>
-          <w:sz w:val="24"/>
-          <w:u w:val="single"/>
-        </w:rPr>
-        <w:hyperlink r:id="rId11" w:history="1">
-          <w:r>
-            <w:rPr>
-              <w:rStyle w:val="Hyperlink"/>
-            </w:rPr>
-            <w:t>23</w:t>
-          </w:r>
-        </w:hyperlink>
+        </w:rPr>
+        <w:t>and decorations (length c. 180 cm, folded 6 × 23</w:t>
       </w:r>
       <w:r>
         <w:rPr>
@@ -3259,75 +3349,7 @@
           <w:color w:val="0000FF"/>
           <w:sz w:val="24"/>
         </w:rPr>
-        <w:hyperlink r:id="rId11" w:history="1">
-          <w:r>
-            <w:rPr>
-              <w:rStyle w:val="Hyperlink"/>
-            </w:rPr>
-            <w:t>lder</w:t>
-          </w:r>
-        </w:hyperlink>
-      </w:r>
-      <w:r>
-        <w:rPr>
-          <w:rFonts w:ascii="Charis SIL Regular" w:hAnsi="Charis SIL Regular" w:eastAsia="Charis SIL Regular"/>
-          <w:b w:val="0"/>
-          <w:i w:val="0"/>
-          <w:color w:val="0000FF"/>
-          <w:sz w:val="24"/>
-        </w:rPr>
-        <w:t xml:space="preserve"> </w:t>
-      </w:r>
-      <w:r>
-        <w:rPr>
-          <w:rFonts w:ascii="Charis SIL Regular" w:hAnsi="Charis SIL Regular" w:eastAsia="Charis SIL Regular"/>
-          <w:b w:val="0"/>
-          <w:i w:val="0"/>
-          <w:color w:val="0000FF"/>
-          <w:sz w:val="24"/>
-        </w:rPr>
-        <w:hyperlink r:id="rId11" w:history="1">
-          <w:r>
-            <w:rPr>
-              <w:rStyle w:val="Hyperlink"/>
-            </w:rPr>
-            <w:t>P</w:t>
-          </w:r>
-        </w:hyperlink>
-      </w:r>
-      <w:r>
-        <w:rPr>
-          <w:rFonts w:ascii="Charis SIL Regular" w:hAnsi="Charis SIL Regular" w:eastAsia="Charis SIL Regular"/>
-          <w:b w:val="0"/>
-          <w:i w:val="0"/>
-          <w:color w:val="0000FF"/>
-          <w:sz w:val="24"/>
-        </w:rPr>
-        <w:hyperlink r:id="rId11" w:history="1">
-          <w:r>
-            <w:rPr>
-              <w:rStyle w:val="Hyperlink"/>
-            </w:rPr>
-            <w:t>r</w:t>
-          </w:r>
-        </w:hyperlink>
-      </w:r>
-      <w:r>
-        <w:rPr>
-          <w:rFonts w:ascii="Charis SIL Regular" w:hAnsi="Charis SIL Regular" w:eastAsia="Charis SIL Regular"/>
-          <w:b w:val="0"/>
-          <w:i w:val="0"/>
-          <w:color w:val="0000FF"/>
-          <w:sz w:val="24"/>
-        </w:rPr>
-        <w:hyperlink r:id="rId11" w:history="1">
-          <w:r>
-            <w:rPr>
-              <w:rStyle w:val="Hyperlink"/>
-            </w:rPr>
-            <w:t>in</w:t>
-          </w:r>
-        </w:hyperlink>
+        <w:t>lder Prin</w:t>
       </w:r>
       <w:r>
         <w:rPr>
@@ -3364,12 +3386,12 @@
           <w:color w:val="0000FF"/>
           <w:sz w:val="24"/>
         </w:rPr>
-        <w:hyperlink r:id="rId11" w:history="1">
+        <w:hyperlink r:id="rId12" w:history="1">
           <w:r>
             <w:rPr>
               <w:rStyle w:val="Hyperlink"/>
             </w:rPr>
-            <w:t>Wi</w:t>
+            <w:t>Willia</w:t>
           </w:r>
         </w:hyperlink>
       </w:r>
@@ -3381,41 +3403,7 @@
           <w:color w:val="0000FF"/>
           <w:sz w:val="24"/>
         </w:rPr>
-        <w:hyperlink r:id="rId11" w:history="1">
-          <w:r>
-            <w:rPr>
-              <w:rStyle w:val="Hyperlink"/>
-            </w:rPr>
-            <w:t>l</w:t>
-          </w:r>
-        </w:hyperlink>
-      </w:r>
-      <w:r>
-        <w:rPr>
-          <w:rFonts w:ascii="Charis SIL Regular" w:hAnsi="Charis SIL Regular" w:eastAsia="Charis SIL Regular"/>
-          <w:b w:val="0"/>
-          <w:i w:val="0"/>
-          <w:color w:val="0000FF"/>
-          <w:sz w:val="24"/>
-        </w:rPr>
-        <w:hyperlink r:id="rId11" w:history="1">
-          <w:r>
-            <w:rPr>
-              <w:rStyle w:val="Hyperlink"/>
-            </w:rPr>
-            <w:t>lia</w:t>
-          </w:r>
-        </w:hyperlink>
-      </w:r>
-      <w:r>
-        <w:rPr>
-          <w:rFonts w:ascii="Charis SIL Regular" w:hAnsi="Charis SIL Regular" w:eastAsia="Charis SIL Regular"/>
-          <w:b w:val="0"/>
-          <w:i w:val="0"/>
-          <w:color w:val="0000FF"/>
-          <w:sz w:val="24"/>
-        </w:rPr>
-        <w:hyperlink r:id="rId11" w:history="1">
+        <w:hyperlink r:id="rId12" w:history="1">
           <w:r>
             <w:rPr>
               <w:rStyle w:val="Hyperlink"/>
@@ -3442,7 +3430,7 @@
           <w:color w:val="0000FF"/>
           <w:sz w:val="24"/>
         </w:rPr>
-        <w:hyperlink r:id="rId11" w:history="1">
+        <w:hyperlink r:id="rId12" w:history="1">
           <w:r>
             <w:rPr>
               <w:rStyle w:val="Hyperlink"/>
@@ -3469,7 +3457,7 @@
           <w:color w:val="0000FF"/>
           <w:sz w:val="24"/>
         </w:rPr>
-        <w:hyperlink r:id="rId11" w:history="1">
+        <w:hyperlink r:id="rId12" w:history="1">
           <w:r>
             <w:rPr>
               <w:rStyle w:val="Hyperlink"/>
@@ -3975,9 +3963,19 @@
             <w:rPr>
               <w:rStyle w:val="Hyperlink"/>
             </w:rPr>
-            <w:t>pal</w:t>
+            <w:t>palm</w:t>
           </w:r>
         </w:hyperlink>
+      </w:r>
+      <w:r>
+        <w:rPr>
+          <w:rFonts w:ascii="Charis SIL Regular" w:hAnsi="Charis SIL Regular" w:eastAsia="Charis SIL Regular"/>
+          <w:b w:val="0"/>
+          <w:i w:val="0"/>
+          <w:color w:val="0000FF"/>
+          <w:sz w:val="24"/>
+        </w:rPr>
+        <w:t xml:space="preserve"> </w:t>
       </w:r>
       <w:r>
         <w:rPr>
@@ -3992,7 +3990,7 @@
             <w:rPr>
               <w:rStyle w:val="Hyperlink"/>
             </w:rPr>
-            <w:t>m</w:t>
+            <w:t>leaf</w:t>
           </w:r>
         </w:hyperlink>
       </w:r>
@@ -4005,6 +4003,50 @@
           <w:sz w:val="24"/>
         </w:rPr>
         <w:t xml:space="preserve"> </w:t>
+      </w:r>
+      <w:r>
+        <w:rPr>
+          <w:rFonts w:ascii="Charis SIL Regular" w:hAnsi="Charis SIL Regular" w:eastAsia="Charis SIL Regular"/>
+          <w:b w:val="0"/>
+          <w:i w:val="0"/>
+          <w:color w:val="0000FF"/>
+          <w:sz w:val="24"/>
+        </w:rPr>
+        <w:hyperlink r:id="rId12" w:history="1">
+          <w:r>
+            <w:rPr>
+              <w:rStyle w:val="Hyperlink"/>
+            </w:rPr>
+            <w:t>with</w:t>
+          </w:r>
+        </w:hyperlink>
+      </w:r>
+      <w:r>
+        <w:rPr>
+          <w:rFonts w:ascii="Charis SIL Regular" w:hAnsi="Charis SIL Regular" w:eastAsia="Charis SIL Regular"/>
+          <w:b w:val="0"/>
+          <w:i w:val="0"/>
+          <w:color w:val="0000FF"/>
+          <w:sz w:val="24"/>
+        </w:rPr>
+        <w:t xml:space="preserve"> </w:t>
+      </w:r>
+      <w:r>
+        <w:rPr>
+          <w:rFonts w:ascii="Charis SIL Regular" w:hAnsi="Charis SIL Regular" w:eastAsia="Charis SIL Regular"/>
+          <w:b w:val="0"/>
+          <w:i w:val="0"/>
+          <w:color w:val="0000FF"/>
+          <w:sz w:val="24"/>
+        </w:rPr>
+        <w:hyperlink r:id="rId12" w:history="1">
+          <w:r>
+            <w:rPr>
+              <w:rStyle w:val="Hyperlink"/>
+            </w:rPr>
+            <w:t>go</w:t>
+          </w:r>
+        </w:hyperlink>
       </w:r>
       <w:r>
         <w:rPr>
@@ -4036,111 +4078,6 @@
             <w:rPr>
               <w:rStyle w:val="Hyperlink"/>
             </w:rPr>
-            <w:t>e</w:t>
-          </w:r>
-        </w:hyperlink>
-      </w:r>
-      <w:r>
-        <w:rPr>
-          <w:rFonts w:ascii="Charis SIL Regular" w:hAnsi="Charis SIL Regular" w:eastAsia="Charis SIL Regular"/>
-          <w:b w:val="0"/>
-          <w:i w:val="0"/>
-          <w:color w:val="0000FF"/>
-          <w:sz w:val="24"/>
-        </w:rPr>
-        <w:hyperlink r:id="rId12" w:history="1">
-          <w:r>
-            <w:rPr>
-              <w:rStyle w:val="Hyperlink"/>
-            </w:rPr>
-            <w:t>af</w:t>
-          </w:r>
-        </w:hyperlink>
-      </w:r>
-      <w:r>
-        <w:rPr>
-          <w:rFonts w:ascii="Charis SIL Regular" w:hAnsi="Charis SIL Regular" w:eastAsia="Charis SIL Regular"/>
-          <w:b w:val="0"/>
-          <w:i w:val="0"/>
-          <w:color w:val="0000FF"/>
-          <w:sz w:val="24"/>
-        </w:rPr>
-        <w:t xml:space="preserve"> </w:t>
-      </w:r>
-      <w:r>
-        <w:rPr>
-          <w:rFonts w:ascii="Charis SIL Regular" w:hAnsi="Charis SIL Regular" w:eastAsia="Charis SIL Regular"/>
-          <w:b w:val="0"/>
-          <w:i w:val="0"/>
-          <w:color w:val="0000FF"/>
-          <w:sz w:val="24"/>
-        </w:rPr>
-        <w:hyperlink r:id="rId12" w:history="1">
-          <w:r>
-            <w:rPr>
-              <w:rStyle w:val="Hyperlink"/>
-            </w:rPr>
-            <w:t>with</w:t>
-          </w:r>
-        </w:hyperlink>
-      </w:r>
-      <w:r>
-        <w:rPr>
-          <w:rFonts w:ascii="Charis SIL Regular" w:hAnsi="Charis SIL Regular" w:eastAsia="Charis SIL Regular"/>
-          <w:b w:val="0"/>
-          <w:i w:val="0"/>
-          <w:color w:val="0000FF"/>
-          <w:sz w:val="24"/>
-        </w:rPr>
-        <w:t xml:space="preserve"> </w:t>
-      </w:r>
-      <w:r>
-        <w:rPr>
-          <w:rFonts w:ascii="Charis SIL Regular" w:hAnsi="Charis SIL Regular" w:eastAsia="Charis SIL Regular"/>
-          <w:b w:val="0"/>
-          <w:i w:val="0"/>
-          <w:color w:val="0000FF"/>
-          <w:sz w:val="24"/>
-        </w:rPr>
-        <w:hyperlink r:id="rId12" w:history="1">
-          <w:r>
-            <w:rPr>
-              <w:rStyle w:val="Hyperlink"/>
-            </w:rPr>
-            <w:t>go</w:t>
-          </w:r>
-        </w:hyperlink>
-      </w:r>
-      <w:r>
-        <w:rPr>
-          <w:rFonts w:ascii="Charis SIL Regular" w:hAnsi="Charis SIL Regular" w:eastAsia="Charis SIL Regular"/>
-          <w:b w:val="0"/>
-          <w:i w:val="0"/>
-          <w:color w:val="0000FF"/>
-          <w:sz w:val="24"/>
-        </w:rPr>
-        <w:hyperlink r:id="rId12" w:history="1">
-          <w:r>
-            <w:rPr>
-              <w:rStyle w:val="Hyperlink"/>
-            </w:rPr>
-            <w:t>l</w:t>
-          </w:r>
-        </w:hyperlink>
-      </w:r>
-      <w:r>
-        <w:rPr>
-          <w:rFonts w:ascii="Charis SIL Regular" w:hAnsi="Charis SIL Regular" w:eastAsia="Charis SIL Regular"/>
-          <w:b w:val="0"/>
-          <w:i w:val="0"/>
-          <w:color w:val="0000FF"/>
-          <w:sz w:val="24"/>
-        </w:rPr>
-        <w:hyperlink r:id="rId12" w:history="1">
-          <w:r>
-            <w:rPr>
-              <w:rStyle w:val="Hyperlink"/>
-            </w:rPr>
             <w:t>d-</w:t>
           </w:r>
         </w:hyperlink>
@@ -4246,58 +4183,7 @@
             <w:rPr>
               <w:rStyle w:val="Hyperlink"/>
             </w:rPr>
-            <w:t>de</w:t>
-          </w:r>
-        </w:hyperlink>
-      </w:r>
-      <w:r>
-        <w:rPr>
-          <w:rFonts w:ascii="Charis SIL Regular" w:hAnsi="Charis SIL Regular" w:eastAsia="Charis SIL Regular"/>
-          <w:b w:val="0"/>
-          <w:i w:val="0"/>
-          <w:color w:val="0000FF"/>
-          <w:sz w:val="24"/>
-        </w:rPr>
-        <w:hyperlink r:id="rId12" w:history="1">
-          <w:r>
-            <w:rPr>
-              <w:rStyle w:val="Hyperlink"/>
-            </w:rPr>
-            <w:t>c</w:t>
-          </w:r>
-        </w:hyperlink>
-      </w:r>
-      <w:r>
-        <w:rPr>
-          <w:rFonts w:ascii="Charis SIL Regular" w:hAnsi="Charis SIL Regular" w:eastAsia="Charis SIL Regular"/>
-          <w:b w:val="0"/>
-          <w:i w:val="0"/>
-          <w:color w:val="0000FF"/>
-          <w:sz w:val="24"/>
-        </w:rPr>
-        <w:hyperlink r:id="rId12" w:history="1">
-          <w:r>
-            <w:rPr>
-              <w:rStyle w:val="Hyperlink"/>
-            </w:rPr>
-            <w:t>oration</w:t>
-          </w:r>
-        </w:hyperlink>
-      </w:r>
-      <w:r>
-        <w:rPr>
-          <w:rFonts w:ascii="Charis SIL Regular" w:hAnsi="Charis SIL Regular" w:eastAsia="Charis SIL Regular"/>
-          <w:b w:val="0"/>
-          <w:i w:val="0"/>
-          <w:color w:val="0000FF"/>
-          <w:sz w:val="24"/>
-        </w:rPr>
-        <w:hyperlink r:id="rId12" w:history="1">
-          <w:r>
-            <w:rPr>
-              <w:rStyle w:val="Hyperlink"/>
-            </w:rPr>
-            <w:t>s</w:t>
+            <w:t>decorations</w:t>
           </w:r>
         </w:hyperlink>
       </w:r>
@@ -4769,14 +4655,20 @@
       </w:r>
       <w:r>
         <w:rPr>
-          <w:u w:val="single" w:color="0000ff"/>
           <w:rFonts w:ascii="Charis SIL Regular" w:hAnsi="Charis SIL Regular" w:eastAsia="Charis SIL Regular"/>
           <w:b w:val="0"/>
           <w:i w:val="0"/>
           <w:color w:val="000000"/>
           <w:sz w:val="24"/>
         </w:rPr>
-        <w:t xml:space="preserve">nd hout, </w:t>
+        <w:hyperlink r:id="rId13" w:history="1">
+          <w:r>
+            <w:rPr>
+              <w:rStyle w:val="Hyperlink"/>
+            </w:rPr>
+            <w:t xml:space="preserve">nd hout, </w:t>
+          </w:r>
+        </w:hyperlink>
       </w:r>
       <w:r>
         <w:rPr>
